--- a/report.docx
+++ b/report.docx
@@ -1,6 +1,6 @@
 
 <file path=word/document.xml><?xml version="1.0" encoding="utf-8"?>
-<w:document xmlns:wpc="http://schemas.microsoft.com/office/word/2010/wordprocessingCanvas" xmlns:mc="http://schemas.openxmlformats.org/markup-compatibility/2006" xmlns:o="urn:schemas-microsoft-com:office:office" xmlns:r="http://schemas.openxmlformats.org/officeDocument/2006/relationships" xmlns:m="http://schemas.openxmlformats.org/officeDocument/2006/math" xmlns:v="urn:schemas-microsoft-com:vml" xmlns:wp14="http://schemas.microsoft.com/office/word/2010/wordprocessingDrawing" xmlns:wp="http://schemas.openxmlformats.org/drawingml/2006/wordprocessingDrawing" xmlns:w10="urn:schemas-microsoft-com:office:word" xmlns:w="http://schemas.openxmlformats.org/wordprocessingml/2006/main" xmlns:w14="http://schemas.microsoft.com/office/word/2010/wordml" xmlns:wpg="http://schemas.microsoft.com/office/word/2010/wordprocessingGroup" xmlns:wpi="http://schemas.microsoft.com/office/word/2010/wordprocessingInk" xmlns:wne="http://schemas.microsoft.com/office/word/2006/wordml" xmlns:wps="http://schemas.microsoft.com/office/word/2010/wordprocessingShape" mc:Ignorable="w14 wp14">
+<w:document xmlns:wpc="http://schemas.microsoft.com/office/word/2010/wordprocessingCanvas" xmlns:cx="http://schemas.microsoft.com/office/drawing/2014/chartex" xmlns:cx1="http://schemas.microsoft.com/office/drawing/2015/9/8/chartex" xmlns:cx2="http://schemas.microsoft.com/office/drawing/2015/10/21/chartex" xmlns:cx3="http://schemas.microsoft.com/office/drawing/2016/5/9/chartex" xmlns:cx4="http://schemas.microsoft.com/office/drawing/2016/5/10/chartex" xmlns:cx5="http://schemas.microsoft.com/office/drawing/2016/5/11/chartex" xmlns:cx6="http://schemas.microsoft.com/office/drawing/2016/5/12/chartex" xmlns:cx7="http://schemas.microsoft.com/office/drawing/2016/5/13/chartex" xmlns:cx8="http://schemas.microsoft.com/office/drawing/2016/5/14/chartex" xmlns:mc="http://schemas.openxmlformats.org/markup-compatibility/2006" xmlns:aink="http://schemas.microsoft.com/office/drawing/2016/ink" xmlns:am3d="http://schemas.microsoft.com/office/drawing/2017/model3d" xmlns:o="urn:schemas-microsoft-com:office:office" xmlns:oel="http://schemas.microsoft.com/office/2019/extlst" xmlns:r="http://schemas.openxmlformats.org/officeDocument/2006/relationships" xmlns:m="http://schemas.openxmlformats.org/officeDocument/2006/math" xmlns:v="urn:schemas-microsoft-com:vml" xmlns:wp14="http://schemas.microsoft.com/office/word/2010/wordprocessingDrawing" xmlns:wp="http://schemas.openxmlformats.org/drawingml/2006/wordprocessingDrawing" xmlns:w10="urn:schemas-microsoft-com:office:word" xmlns:w="http://schemas.openxmlformats.org/wordprocessingml/2006/main" xmlns:w14="http://schemas.microsoft.com/office/word/2010/wordml" xmlns:w15="http://schemas.microsoft.com/office/word/2012/wordml" xmlns:w16cex="http://schemas.microsoft.com/office/word/2018/wordml/cex" xmlns:w16cid="http://schemas.microsoft.com/office/word/2016/wordml/cid" xmlns:w16="http://schemas.microsoft.com/office/word/2018/wordml" xmlns:w16du="http://schemas.microsoft.com/office/word/2023/wordml/word16du" xmlns:w16sdtdh="http://schemas.microsoft.com/office/word/2020/wordml/sdtdatahash" xmlns:w16sdtfl="http://schemas.microsoft.com/office/word/2024/wordml/sdtformatlock" xmlns:w16se="http://schemas.microsoft.com/office/word/2015/wordml/symex" xmlns:wpg="http://schemas.microsoft.com/office/word/2010/wordprocessingGroup" xmlns:wpi="http://schemas.microsoft.com/office/word/2010/wordprocessingInk" xmlns:wne="http://schemas.microsoft.com/office/word/2006/wordml" xmlns:wps="http://schemas.microsoft.com/office/word/2010/wordprocessingShape" mc:Ignorable="w14 w15 w16se w16cid w16 w16cex w16sdtdh w16sdtfl w16du wp14">
   <w:body>
     <w:p>
       <w:pPr>
@@ -41,6 +41,7 @@
           <w:rFonts w:ascii="Times New Roman" w:hAnsi="Times New Roman" w:cs="Times New Roman"/>
           <w:b/>
           <w:bCs/>
+          <w:lang w:val="en-US"/>
         </w:rPr>
       </w:pPr>
       <w:r>
@@ -89,13 +90,674 @@
       <w:pPr>
         <w:rPr>
           <w:rFonts w:ascii="Times New Roman" w:hAnsi="Times New Roman" w:cs="Times New Roman"/>
-        </w:rPr>
-      </w:pPr>
-      <w:r>
-        <w:rPr>
-          <w:rFonts w:ascii="Times New Roman" w:hAnsi="Times New Roman" w:cs="Times New Roman"/>
-        </w:rPr>
-        <w:t xml:space="preserve">1. Цель и задачи лабораторной работы: </w:t>
+          <w:b/>
+          <w:bCs/>
+          <w:lang w:val="en-US"/>
+        </w:rPr>
+      </w:pPr>
+      <w:r>
+        <w:rPr>
+          <w:rFonts w:ascii="Times New Roman" w:hAnsi="Times New Roman" w:cs="Times New Roman"/>
+          <w:b/>
+          <w:bCs/>
+        </w:rPr>
+        <w:t>Задачи</w:t>
+      </w:r>
+      <w:r>
+        <w:rPr>
+          <w:rFonts w:ascii="Times New Roman" w:hAnsi="Times New Roman" w:cs="Times New Roman"/>
+          <w:b/>
+          <w:bCs/>
+          <w:lang w:val="en-US"/>
+        </w:rPr>
+        <w:t>:</w:t>
+      </w:r>
+    </w:p>
+    <w:p>
+      <w:pPr>
+        <w:rPr>
+          <w:rFonts w:ascii="Times New Roman" w:hAnsi="Times New Roman" w:cs="Times New Roman"/>
+        </w:rPr>
+      </w:pPr>
+      <w:r>
+        <w:rPr>
+          <w:rFonts w:ascii="Times New Roman" w:hAnsi="Times New Roman" w:cs="Times New Roman"/>
+        </w:rPr>
+        <w:t>1. Изучить материал к данному разделу.</w:t>
+      </w:r>
+    </w:p>
+    <w:p>
+      <w:pPr>
+        <w:rPr>
+          <w:rFonts w:ascii="Times New Roman" w:hAnsi="Times New Roman" w:cs="Times New Roman"/>
+        </w:rPr>
+      </w:pPr>
+      <w:r>
+        <w:rPr>
+          <w:rFonts w:ascii="Times New Roman" w:hAnsi="Times New Roman" w:cs="Times New Roman"/>
+        </w:rPr>
+        <w:t xml:space="preserve">   - Мы тщательно изучили материал, касающийся разработки веб-портала для представления различных ИТ-профессий, включая теоретическую часть по использованию </w:t>
+      </w:r>
+      <w:r>
+        <w:rPr>
+          <w:rFonts w:ascii="Times New Roman" w:hAnsi="Times New Roman" w:cs="Times New Roman"/>
+          <w:lang w:val="en-US"/>
+        </w:rPr>
+        <w:t>HTML</w:t>
+      </w:r>
+      <w:r>
+        <w:rPr>
+          <w:rFonts w:ascii="Times New Roman" w:hAnsi="Times New Roman" w:cs="Times New Roman"/>
+        </w:rPr>
+        <w:t xml:space="preserve">, </w:t>
+      </w:r>
+      <w:r>
+        <w:rPr>
+          <w:rFonts w:ascii="Times New Roman" w:hAnsi="Times New Roman" w:cs="Times New Roman"/>
+          <w:lang w:val="en-US"/>
+        </w:rPr>
+        <w:t>CSS</w:t>
+      </w:r>
+      <w:r>
+        <w:rPr>
+          <w:rFonts w:ascii="Times New Roman" w:hAnsi="Times New Roman" w:cs="Times New Roman"/>
+        </w:rPr>
+        <w:t xml:space="preserve">, </w:t>
+      </w:r>
+      <w:r>
+        <w:rPr>
+          <w:rFonts w:ascii="Times New Roman" w:hAnsi="Times New Roman" w:cs="Times New Roman"/>
+          <w:lang w:val="en-US"/>
+        </w:rPr>
+        <w:t>JS</w:t>
+      </w:r>
+      <w:r>
+        <w:rPr>
+          <w:rFonts w:ascii="Times New Roman" w:hAnsi="Times New Roman" w:cs="Times New Roman"/>
+        </w:rPr>
+        <w:t xml:space="preserve">, </w:t>
+      </w:r>
+      <w:r>
+        <w:rPr>
+          <w:rFonts w:ascii="Times New Roman" w:hAnsi="Times New Roman" w:cs="Times New Roman"/>
+          <w:lang w:val="en-US"/>
+        </w:rPr>
+        <w:t>SQL</w:t>
+      </w:r>
+      <w:r>
+        <w:rPr>
+          <w:rFonts w:ascii="Times New Roman" w:hAnsi="Times New Roman" w:cs="Times New Roman"/>
+        </w:rPr>
+        <w:t xml:space="preserve"> и других технологий, чтобы создать функциональный и удобный сайт.</w:t>
+      </w:r>
+    </w:p>
+    <w:p>
+      <w:pPr>
+        <w:rPr>
+          <w:rFonts w:ascii="Times New Roman" w:hAnsi="Times New Roman" w:cs="Times New Roman"/>
+        </w:rPr>
+      </w:pPr>
+    </w:p>
+    <w:p>
+      <w:pPr>
+        <w:rPr>
+          <w:rFonts w:ascii="Times New Roman" w:hAnsi="Times New Roman" w:cs="Times New Roman"/>
+        </w:rPr>
+      </w:pPr>
+      <w:r>
+        <w:rPr>
+          <w:rFonts w:ascii="Times New Roman" w:hAnsi="Times New Roman" w:cs="Times New Roman"/>
+        </w:rPr>
+        <w:t>2. Разработка Портала:</w:t>
+      </w:r>
+    </w:p>
+    <w:p>
+      <w:pPr>
+        <w:rPr>
+          <w:rFonts w:ascii="Times New Roman" w:hAnsi="Times New Roman" w:cs="Times New Roman"/>
+        </w:rPr>
+      </w:pPr>
+      <w:r>
+        <w:rPr>
+          <w:rFonts w:ascii="Times New Roman" w:hAnsi="Times New Roman" w:cs="Times New Roman"/>
+        </w:rPr>
+        <w:t xml:space="preserve">   - 2.1. Общая часть (открытая часть Портала): </w:t>
+      </w:r>
+    </w:p>
+    <w:p>
+      <w:pPr>
+        <w:rPr>
+          <w:rFonts w:ascii="Times New Roman" w:hAnsi="Times New Roman" w:cs="Times New Roman"/>
+        </w:rPr>
+      </w:pPr>
+      <w:r>
+        <w:rPr>
+          <w:rFonts w:ascii="Times New Roman" w:hAnsi="Times New Roman" w:cs="Times New Roman"/>
+        </w:rPr>
+        <w:t xml:space="preserve">Для демонстрации различных ИТ-профессий мы использовали страницы на </w:t>
+      </w:r>
+      <w:r>
+        <w:rPr>
+          <w:rFonts w:ascii="Times New Roman" w:hAnsi="Times New Roman" w:cs="Times New Roman"/>
+          <w:lang w:val="en-US"/>
+        </w:rPr>
+        <w:t>HTML</w:t>
+      </w:r>
+      <w:r>
+        <w:rPr>
+          <w:rFonts w:ascii="Times New Roman" w:hAnsi="Times New Roman" w:cs="Times New Roman"/>
+        </w:rPr>
+        <w:t xml:space="preserve"> с таблицами, текстами и изображениями, отображающими информацию о профессиях, таких как программист, тестировщик, системный администратор и другие.</w:t>
+      </w:r>
+    </w:p>
+    <w:p>
+      <w:pPr>
+        <w:rPr>
+          <w:rFonts w:ascii="Times New Roman" w:hAnsi="Times New Roman" w:cs="Times New Roman"/>
+        </w:rPr>
+      </w:pPr>
+      <w:r>
+        <w:rPr>
+          <w:rFonts w:ascii="Times New Roman" w:hAnsi="Times New Roman" w:cs="Times New Roman"/>
+        </w:rPr>
+        <w:t xml:space="preserve">   - 2.2. Цель и задачи Портала: </w:t>
+      </w:r>
+    </w:p>
+    <w:p>
+      <w:pPr>
+        <w:rPr>
+          <w:rFonts w:ascii="Times New Roman" w:hAnsi="Times New Roman" w:cs="Times New Roman"/>
+        </w:rPr>
+      </w:pPr>
+      <w:r>
+        <w:rPr>
+          <w:rFonts w:ascii="Times New Roman" w:hAnsi="Times New Roman" w:cs="Times New Roman"/>
+        </w:rPr>
+        <w:t>На главной странице мы указали цель портала — предоставить пользователю информацию о различных ИТ-профессиях и их роли в современном мире, а также задачи, связанные с каждым из направлений.</w:t>
+      </w:r>
+    </w:p>
+    <w:p>
+      <w:pPr>
+        <w:rPr>
+          <w:rFonts w:ascii="Times New Roman" w:hAnsi="Times New Roman" w:cs="Times New Roman"/>
+        </w:rPr>
+      </w:pPr>
+      <w:r>
+        <w:rPr>
+          <w:rFonts w:ascii="Times New Roman" w:hAnsi="Times New Roman" w:cs="Times New Roman"/>
+        </w:rPr>
+        <w:t xml:space="preserve">   - 2.3. Типы пользователей Портала: </w:t>
+      </w:r>
+    </w:p>
+    <w:p>
+      <w:pPr>
+        <w:rPr>
+          <w:rFonts w:ascii="Times New Roman" w:hAnsi="Times New Roman" w:cs="Times New Roman"/>
+        </w:rPr>
+      </w:pPr>
+      <w:r>
+        <w:rPr>
+          <w:rFonts w:ascii="Times New Roman" w:hAnsi="Times New Roman" w:cs="Times New Roman"/>
+        </w:rPr>
+        <w:t>Мы разделили пользователей на несколько типов: незарегистрированные пользователи, зарегистрированные пользователи, эксперты и консультанты. Это реализовано через систему ролей.</w:t>
+      </w:r>
+    </w:p>
+    <w:p>
+      <w:pPr>
+        <w:rPr>
+          <w:rFonts w:ascii="Times New Roman" w:hAnsi="Times New Roman" w:cs="Times New Roman"/>
+        </w:rPr>
+      </w:pPr>
+      <w:r>
+        <w:rPr>
+          <w:rFonts w:ascii="Times New Roman" w:hAnsi="Times New Roman" w:cs="Times New Roman"/>
+        </w:rPr>
+        <w:t xml:space="preserve">   - 2.4. Описание ролей и сценариев поведения системы: </w:t>
+      </w:r>
+    </w:p>
+    <w:p>
+      <w:pPr>
+        <w:rPr>
+          <w:rFonts w:ascii="Times New Roman" w:hAnsi="Times New Roman" w:cs="Times New Roman"/>
+        </w:rPr>
+      </w:pPr>
+      <w:r>
+        <w:rPr>
+          <w:rFonts w:ascii="Times New Roman" w:hAnsi="Times New Roman" w:cs="Times New Roman"/>
+        </w:rPr>
+        <w:t>Для каждой роли мы прописали доступные функции, например, эксперты могут оценивать профессии, консультанты проводят консультации, а зарегистрированные пользователи имеют доступ к дополнительному контенту.</w:t>
+      </w:r>
+    </w:p>
+    <w:p>
+      <w:pPr>
+        <w:rPr>
+          <w:rFonts w:ascii="Times New Roman" w:hAnsi="Times New Roman" w:cs="Times New Roman"/>
+        </w:rPr>
+      </w:pPr>
+      <w:r>
+        <w:rPr>
+          <w:rFonts w:ascii="Times New Roman" w:hAnsi="Times New Roman" w:cs="Times New Roman"/>
+        </w:rPr>
+        <w:t xml:space="preserve">   - 2.5. Структура Портала: </w:t>
+      </w:r>
+    </w:p>
+    <w:p>
+      <w:pPr>
+        <w:rPr>
+          <w:rFonts w:ascii="Times New Roman" w:hAnsi="Times New Roman" w:cs="Times New Roman"/>
+        </w:rPr>
+      </w:pPr>
+      <w:r>
+        <w:rPr>
+          <w:rFonts w:ascii="Times New Roman" w:hAnsi="Times New Roman" w:cs="Times New Roman"/>
+        </w:rPr>
+        <w:t>Портал включает несколько разделов: главная страница, список профессий, страницы с целями и задачами, а также личные кабинеты пользователей.</w:t>
+      </w:r>
+    </w:p>
+    <w:p>
+      <w:pPr>
+        <w:rPr>
+          <w:rFonts w:ascii="Times New Roman" w:hAnsi="Times New Roman" w:cs="Times New Roman"/>
+        </w:rPr>
+      </w:pPr>
+      <w:r>
+        <w:rPr>
+          <w:rFonts w:ascii="Times New Roman" w:hAnsi="Times New Roman" w:cs="Times New Roman"/>
+        </w:rPr>
+        <w:t xml:space="preserve">   - 2.6. Модули Портала:</w:t>
+      </w:r>
+    </w:p>
+    <w:p>
+      <w:pPr>
+        <w:rPr>
+          <w:rFonts w:ascii="Times New Roman" w:hAnsi="Times New Roman" w:cs="Times New Roman"/>
+        </w:rPr>
+      </w:pPr>
+      <w:r>
+        <w:rPr>
+          <w:rFonts w:ascii="Times New Roman" w:hAnsi="Times New Roman" w:cs="Times New Roman"/>
+        </w:rPr>
+        <w:t xml:space="preserve"> Для реализации различных функций использованы модули для работы с базой данных (</w:t>
+      </w:r>
+      <w:r>
+        <w:rPr>
+          <w:rFonts w:ascii="Times New Roman" w:hAnsi="Times New Roman" w:cs="Times New Roman"/>
+          <w:lang w:val="en-US"/>
+        </w:rPr>
+        <w:t>SQL</w:t>
+      </w:r>
+      <w:r>
+        <w:rPr>
+          <w:rFonts w:ascii="Times New Roman" w:hAnsi="Times New Roman" w:cs="Times New Roman"/>
+        </w:rPr>
+        <w:t xml:space="preserve">), обработки запросов через </w:t>
+      </w:r>
+      <w:r>
+        <w:rPr>
+          <w:rFonts w:ascii="Times New Roman" w:hAnsi="Times New Roman" w:cs="Times New Roman"/>
+          <w:lang w:val="en-US"/>
+        </w:rPr>
+        <w:t>backend</w:t>
+      </w:r>
+      <w:r>
+        <w:rPr>
+          <w:rFonts w:ascii="Times New Roman" w:hAnsi="Times New Roman" w:cs="Times New Roman"/>
+        </w:rPr>
+        <w:t xml:space="preserve"> (</w:t>
+      </w:r>
+      <w:r>
+        <w:rPr>
+          <w:rFonts w:ascii="Times New Roman" w:hAnsi="Times New Roman" w:cs="Times New Roman"/>
+          <w:lang w:val="en-US"/>
+        </w:rPr>
+        <w:t>JS</w:t>
+      </w:r>
+      <w:r>
+        <w:rPr>
+          <w:rFonts w:ascii="Times New Roman" w:hAnsi="Times New Roman" w:cs="Times New Roman"/>
+        </w:rPr>
+        <w:t xml:space="preserve">), а также </w:t>
+      </w:r>
+      <w:r>
+        <w:rPr>
+          <w:rFonts w:ascii="Times New Roman" w:hAnsi="Times New Roman" w:cs="Times New Roman"/>
+          <w:lang w:val="en-US"/>
+        </w:rPr>
+        <w:t>frontend</w:t>
+      </w:r>
+      <w:r>
+        <w:rPr>
+          <w:rFonts w:ascii="Times New Roman" w:hAnsi="Times New Roman" w:cs="Times New Roman"/>
+        </w:rPr>
+        <w:t xml:space="preserve"> модуль для отображения информации.</w:t>
+      </w:r>
+    </w:p>
+    <w:p>
+      <w:pPr>
+        <w:rPr>
+          <w:rFonts w:ascii="Times New Roman" w:hAnsi="Times New Roman" w:cs="Times New Roman"/>
+        </w:rPr>
+      </w:pPr>
+      <w:r>
+        <w:rPr>
+          <w:rFonts w:ascii="Times New Roman" w:hAnsi="Times New Roman" w:cs="Times New Roman"/>
+        </w:rPr>
+        <w:t xml:space="preserve">   - 2.7. Регистрационная форма: </w:t>
+      </w:r>
+    </w:p>
+    <w:p>
+      <w:pPr>
+        <w:rPr>
+          <w:rFonts w:ascii="Times New Roman" w:hAnsi="Times New Roman" w:cs="Times New Roman"/>
+        </w:rPr>
+      </w:pPr>
+      <w:r>
+        <w:rPr>
+          <w:rFonts w:ascii="Times New Roman" w:hAnsi="Times New Roman" w:cs="Times New Roman"/>
+        </w:rPr>
+        <w:t>Мы создали форму регистрации с полями для ввода личных данных и выбора роли пользователя (зарегистрированный пользователь, эксперт, консультант).</w:t>
+      </w:r>
+    </w:p>
+    <w:p>
+      <w:pPr>
+        <w:rPr>
+          <w:rFonts w:ascii="Times New Roman" w:hAnsi="Times New Roman" w:cs="Times New Roman"/>
+        </w:rPr>
+      </w:pPr>
+      <w:r>
+        <w:rPr>
+          <w:rFonts w:ascii="Times New Roman" w:hAnsi="Times New Roman" w:cs="Times New Roman"/>
+        </w:rPr>
+        <w:t xml:space="preserve">   - 2.8. Закрытая часть Портала:</w:t>
+      </w:r>
+    </w:p>
+    <w:p>
+      <w:pPr>
+        <w:rPr>
+          <w:rFonts w:ascii="Times New Roman" w:hAnsi="Times New Roman" w:cs="Times New Roman"/>
+        </w:rPr>
+      </w:pPr>
+      <w:r>
+        <w:rPr>
+          <w:rFonts w:ascii="Times New Roman" w:hAnsi="Times New Roman" w:cs="Times New Roman"/>
+        </w:rPr>
+        <w:t xml:space="preserve">     - 2.8.1. Администратор: </w:t>
+      </w:r>
+    </w:p>
+    <w:p>
+      <w:pPr>
+        <w:rPr>
+          <w:rFonts w:ascii="Times New Roman" w:hAnsi="Times New Roman" w:cs="Times New Roman"/>
+        </w:rPr>
+      </w:pPr>
+      <w:r>
+        <w:rPr>
+          <w:rFonts w:ascii="Times New Roman" w:hAnsi="Times New Roman" w:cs="Times New Roman"/>
+        </w:rPr>
+        <w:t>Администратор имеет доступ к управлению контентом и пользователями.</w:t>
+      </w:r>
+    </w:p>
+    <w:p>
+      <w:pPr>
+        <w:rPr>
+          <w:rFonts w:ascii="Times New Roman" w:hAnsi="Times New Roman" w:cs="Times New Roman"/>
+        </w:rPr>
+      </w:pPr>
+      <w:r>
+        <w:rPr>
+          <w:rFonts w:ascii="Times New Roman" w:hAnsi="Times New Roman" w:cs="Times New Roman"/>
+        </w:rPr>
+        <w:lastRenderedPageBreak/>
+        <w:t xml:space="preserve">     - 2.8.2. Зарегистрированный пользователь: </w:t>
+      </w:r>
+    </w:p>
+    <w:p>
+      <w:pPr>
+        <w:rPr>
+          <w:rFonts w:ascii="Times New Roman" w:hAnsi="Times New Roman" w:cs="Times New Roman"/>
+        </w:rPr>
+      </w:pPr>
+      <w:r>
+        <w:rPr>
+          <w:rFonts w:ascii="Times New Roman" w:hAnsi="Times New Roman" w:cs="Times New Roman"/>
+        </w:rPr>
+        <w:t>Он может просматривать информацию, оставлять отзывы, получать консультации.</w:t>
+      </w:r>
+    </w:p>
+    <w:p>
+      <w:pPr>
+        <w:rPr>
+          <w:rFonts w:ascii="Times New Roman" w:hAnsi="Times New Roman" w:cs="Times New Roman"/>
+        </w:rPr>
+      </w:pPr>
+      <w:r>
+        <w:rPr>
+          <w:rFonts w:ascii="Times New Roman" w:hAnsi="Times New Roman" w:cs="Times New Roman"/>
+        </w:rPr>
+        <w:t xml:space="preserve">     - 2.8.3. Эксперт: </w:t>
+      </w:r>
+    </w:p>
+    <w:p>
+      <w:pPr>
+        <w:rPr>
+          <w:rFonts w:ascii="Times New Roman" w:hAnsi="Times New Roman" w:cs="Times New Roman"/>
+        </w:rPr>
+      </w:pPr>
+      <w:r>
+        <w:rPr>
+          <w:rFonts w:ascii="Times New Roman" w:hAnsi="Times New Roman" w:cs="Times New Roman"/>
+        </w:rPr>
+        <w:t>Эксперт может оценивать профессии и предоставлять обратную связь.</w:t>
+      </w:r>
+    </w:p>
+    <w:p>
+      <w:pPr>
+        <w:rPr>
+          <w:rFonts w:ascii="Times New Roman" w:hAnsi="Times New Roman" w:cs="Times New Roman"/>
+        </w:rPr>
+      </w:pPr>
+      <w:r>
+        <w:rPr>
+          <w:rFonts w:ascii="Times New Roman" w:hAnsi="Times New Roman" w:cs="Times New Roman"/>
+        </w:rPr>
+        <w:t xml:space="preserve">     - 2.8.4. Консультант: </w:t>
+      </w:r>
+    </w:p>
+    <w:p>
+      <w:pPr>
+        <w:rPr>
+          <w:rFonts w:ascii="Times New Roman" w:hAnsi="Times New Roman" w:cs="Times New Roman"/>
+        </w:rPr>
+      </w:pPr>
+      <w:r>
+        <w:rPr>
+          <w:rFonts w:ascii="Times New Roman" w:hAnsi="Times New Roman" w:cs="Times New Roman"/>
+        </w:rPr>
+        <w:t>Консультант может проводить консультации с пользователями.</w:t>
+      </w:r>
+    </w:p>
+    <w:p>
+      <w:pPr>
+        <w:rPr>
+          <w:rFonts w:ascii="Times New Roman" w:hAnsi="Times New Roman" w:cs="Times New Roman"/>
+        </w:rPr>
+      </w:pPr>
+      <w:r>
+        <w:rPr>
+          <w:rFonts w:ascii="Times New Roman" w:hAnsi="Times New Roman" w:cs="Times New Roman"/>
+        </w:rPr>
+        <w:t xml:space="preserve">   - 2.9. Рабочие группы студентов: </w:t>
+      </w:r>
+    </w:p>
+    <w:p>
+      <w:pPr>
+        <w:rPr>
+          <w:rFonts w:ascii="Times New Roman" w:hAnsi="Times New Roman" w:cs="Times New Roman"/>
+        </w:rPr>
+      </w:pPr>
+      <w:r>
+        <w:rPr>
+          <w:rFonts w:ascii="Times New Roman" w:hAnsi="Times New Roman" w:cs="Times New Roman"/>
+        </w:rPr>
+        <w:t xml:space="preserve">Мы прописали роли в команде, где каждый студент получает свои задачи, такие как разработка </w:t>
+      </w:r>
+      <w:r>
+        <w:rPr>
+          <w:rFonts w:ascii="Times New Roman" w:hAnsi="Times New Roman" w:cs="Times New Roman"/>
+          <w:lang w:val="en-US"/>
+        </w:rPr>
+        <w:t>frontend</w:t>
+      </w:r>
+      <w:r>
+        <w:rPr>
+          <w:rFonts w:ascii="Times New Roman" w:hAnsi="Times New Roman" w:cs="Times New Roman"/>
+        </w:rPr>
+        <w:t xml:space="preserve">, </w:t>
+      </w:r>
+      <w:r>
+        <w:rPr>
+          <w:rFonts w:ascii="Times New Roman" w:hAnsi="Times New Roman" w:cs="Times New Roman"/>
+          <w:lang w:val="en-US"/>
+        </w:rPr>
+        <w:t>backend</w:t>
+      </w:r>
+      <w:r>
+        <w:rPr>
+          <w:rFonts w:ascii="Times New Roman" w:hAnsi="Times New Roman" w:cs="Times New Roman"/>
+        </w:rPr>
+        <w:t>, работа с базой данных.</w:t>
+      </w:r>
+    </w:p>
+    <w:p>
+      <w:pPr>
+        <w:rPr>
+          <w:rFonts w:ascii="Times New Roman" w:hAnsi="Times New Roman" w:cs="Times New Roman"/>
+        </w:rPr>
+      </w:pPr>
+    </w:p>
+    <w:p>
+      <w:pPr>
+        <w:rPr>
+          <w:rFonts w:ascii="Times New Roman" w:hAnsi="Times New Roman" w:cs="Times New Roman"/>
+        </w:rPr>
+      </w:pPr>
+      <w:r>
+        <w:rPr>
+          <w:rFonts w:ascii="Times New Roman" w:hAnsi="Times New Roman" w:cs="Times New Roman"/>
+        </w:rPr>
+        <w:t xml:space="preserve">3. Продемонстрировать работоспособность разработанной системы: </w:t>
+      </w:r>
+    </w:p>
+    <w:p>
+      <w:pPr>
+        <w:rPr>
+          <w:rFonts w:ascii="Times New Roman" w:hAnsi="Times New Roman" w:cs="Times New Roman"/>
+        </w:rPr>
+      </w:pPr>
+      <w:r>
+        <w:rPr>
+          <w:rFonts w:ascii="Times New Roman" w:hAnsi="Times New Roman" w:cs="Times New Roman"/>
+        </w:rPr>
+        <w:t>Мы реализовали функциональный сайт с работоспособной регистрацией, различными ролями пользователей и возможностью просмотра профессий. Была проведена демонстрация всех возможностей портала, включая просмотр описания профессий и участие в консультациях.</w:t>
+      </w:r>
+    </w:p>
+    <w:p>
+      <w:pPr>
+        <w:rPr>
+          <w:rFonts w:ascii="Times New Roman" w:hAnsi="Times New Roman" w:cs="Times New Roman"/>
+        </w:rPr>
+      </w:pPr>
+    </w:p>
+    <w:p>
+      <w:pPr>
+        <w:rPr>
+          <w:rFonts w:ascii="Times New Roman" w:hAnsi="Times New Roman" w:cs="Times New Roman"/>
+        </w:rPr>
+      </w:pPr>
+      <w:r>
+        <w:rPr>
+          <w:rFonts w:ascii="Times New Roman" w:hAnsi="Times New Roman" w:cs="Times New Roman"/>
+        </w:rPr>
+        <w:t xml:space="preserve">4. Составить отчет о проведенной лабораторной работе: </w:t>
+      </w:r>
+    </w:p>
+    <w:p>
+      <w:pPr>
+        <w:rPr>
+          <w:rFonts w:ascii="Times New Roman" w:hAnsi="Times New Roman" w:cs="Times New Roman"/>
+        </w:rPr>
+      </w:pPr>
+      <w:r>
+        <w:rPr>
+          <w:rFonts w:ascii="Times New Roman" w:hAnsi="Times New Roman" w:cs="Times New Roman"/>
+        </w:rPr>
+        <w:t>В отчете мы подробно описали каждый этап разработки, начиная с анализа требований и заканчивая тестированием всех компонентов системы.</w:t>
+      </w:r>
+    </w:p>
+    <w:p>
+      <w:pPr>
+        <w:rPr>
+          <w:rFonts w:ascii="Times New Roman" w:hAnsi="Times New Roman" w:cs="Times New Roman"/>
+        </w:rPr>
+      </w:pPr>
+    </w:p>
+    <w:p>
+      <w:pPr>
+        <w:jc w:val="center"/>
+        <w:rPr>
+          <w:rFonts w:ascii="Times New Roman" w:hAnsi="Times New Roman" w:cs="Times New Roman"/>
+        </w:rPr>
+      </w:pPr>
+      <w:r>
+        <w:rPr>
+          <w:rFonts w:ascii="Times New Roman" w:hAnsi="Times New Roman" w:cs="Times New Roman"/>
+        </w:rPr>
+        <w:t>5. Предоставить код: Мы собрали весь код проекта, включая серверную часть на Node.js, страницы на HTML и CSS, а также скрипты для работы с базой данных. Всё это мы предоставили в виде исходных файлов, чтобы каждый мог увидеть, как работает система.</w:t>
+      </w:r>
+    </w:p>
+    <w:p>
+      <w:pPr>
+        <w:jc w:val="center"/>
+        <w:rPr>
+          <w:rFonts w:ascii="Times New Roman" w:hAnsi="Times New Roman" w:cs="Times New Roman"/>
+        </w:rPr>
+      </w:pPr>
+    </w:p>
+    <w:p>
+      <w:pPr>
+        <w:jc w:val="center"/>
+        <w:rPr>
+          <w:rFonts w:ascii="Times New Roman" w:hAnsi="Times New Roman" w:cs="Times New Roman"/>
+        </w:rPr>
+      </w:pPr>
+      <w:r>
+        <w:rPr>
+          <w:rFonts w:ascii="Times New Roman" w:hAnsi="Times New Roman" w:cs="Times New Roman"/>
+        </w:rPr>
+        <w:t>6. Сохранить результаты исследования для последующего использования: Все материалы, включая код, отчёты и документацию, мы сохранили. Это нужно для того, чтобы в будущем можно было вернуться к этому проекту, использовать наработки для других заданий или доработать портал, если потребуется.</w:t>
+      </w:r>
+    </w:p>
+    <w:p>
+      <w:pPr>
+        <w:rPr>
+          <w:rFonts w:ascii="Times New Roman" w:hAnsi="Times New Roman" w:cs="Times New Roman"/>
+          <w:b/>
+          <w:bCs/>
+        </w:rPr>
+      </w:pPr>
+      <w:r>
+        <w:rPr>
+          <w:rFonts w:ascii="Times New Roman" w:hAnsi="Times New Roman" w:cs="Times New Roman"/>
+        </w:rPr>
+        <w:t xml:space="preserve">1. </w:t>
+      </w:r>
+      <w:r>
+        <w:rPr>
+          <w:rFonts w:ascii="Times New Roman" w:hAnsi="Times New Roman" w:cs="Times New Roman"/>
+          <w:b/>
+          <w:bCs/>
+        </w:rPr>
+        <w:t xml:space="preserve">Цель и задачи лабораторной работы: </w:t>
       </w:r>
     </w:p>
     <w:p>
@@ -110,8 +772,6 @@
         </w:rPr>
         <w:t>Н</w:t>
       </w:r>
-      <w:bookmarkStart w:id="0" w:name="_GoBack"/>
-      <w:bookmarkEnd w:id="0"/>
       <w:r>
         <w:rPr>
           <w:rFonts w:ascii="Times New Roman" w:hAnsi="Times New Roman" w:cs="Times New Roman"/>
@@ -129,7 +789,21 @@
         <w:rPr>
           <w:rFonts w:ascii="Times New Roman" w:hAnsi="Times New Roman" w:cs="Times New Roman"/>
         </w:rPr>
-        <w:t xml:space="preserve">2. Методика проведения исследования: </w:t>
+        <w:t xml:space="preserve">2. </w:t>
+      </w:r>
+      <w:r>
+        <w:rPr>
+          <w:rFonts w:ascii="Times New Roman" w:hAnsi="Times New Roman" w:cs="Times New Roman"/>
+          <w:b/>
+          <w:bCs/>
+        </w:rPr>
+        <w:t>Методика проведения исследования:</w:t>
+      </w:r>
+      <w:r>
+        <w:rPr>
+          <w:rFonts w:ascii="Times New Roman" w:hAnsi="Times New Roman" w:cs="Times New Roman"/>
+        </w:rPr>
+        <w:t xml:space="preserve"> </w:t>
       </w:r>
     </w:p>
     <w:p>
@@ -207,14 +881,27 @@
       <w:pPr>
         <w:rPr>
           <w:rFonts w:ascii="Times New Roman" w:hAnsi="Times New Roman" w:cs="Times New Roman"/>
-          <w:lang w:val="en-US"/>
-        </w:rPr>
-      </w:pPr>
-      <w:r>
-        <w:rPr>
-          <w:rFonts w:ascii="Times New Roman" w:hAnsi="Times New Roman" w:cs="Times New Roman"/>
-        </w:rPr>
-        <w:t xml:space="preserve">3. Результаты: </w:t>
+        </w:rPr>
+      </w:pPr>
+      <w:r>
+        <w:rPr>
+          <w:rFonts w:ascii="Times New Roman" w:hAnsi="Times New Roman" w:cs="Times New Roman"/>
+        </w:rPr>
+        <w:t xml:space="preserve">3. </w:t>
+      </w:r>
+      <w:r>
+        <w:rPr>
+          <w:rFonts w:ascii="Times New Roman" w:hAnsi="Times New Roman" w:cs="Times New Roman"/>
+          <w:b/>
+          <w:bCs/>
+        </w:rPr>
+        <w:t>Результаты:</w:t>
+      </w:r>
+      <w:r>
+        <w:rPr>
+          <w:rFonts w:ascii="Times New Roman" w:hAnsi="Times New Roman" w:cs="Times New Roman"/>
+        </w:rPr>
+        <w:t xml:space="preserve"> </w:t>
       </w:r>
     </w:p>
     <w:p>
@@ -264,21 +951,35 @@
       <w:pPr>
         <w:rPr>
           <w:rFonts w:ascii="Times New Roman" w:hAnsi="Times New Roman" w:cs="Times New Roman"/>
-          <w:lang w:val="en-US"/>
-        </w:rPr>
-      </w:pPr>
-      <w:r>
-        <w:rPr>
-          <w:rFonts w:ascii="Times New Roman" w:hAnsi="Times New Roman" w:cs="Times New Roman"/>
-        </w:rPr>
-        <w:t xml:space="preserve">4. Выводы: </w:t>
-      </w:r>
-    </w:p>
-    <w:p>
-      <w:r>
-        <w:rPr>
-          <w:rFonts w:ascii="Times New Roman" w:hAnsi="Times New Roman" w:cs="Times New Roman"/>
-        </w:rPr>
+        </w:rPr>
+      </w:pPr>
+      <w:r>
+        <w:rPr>
+          <w:rFonts w:ascii="Times New Roman" w:hAnsi="Times New Roman" w:cs="Times New Roman"/>
+        </w:rPr>
+        <w:t xml:space="preserve">4. </w:t>
+      </w:r>
+      <w:r>
+        <w:rPr>
+          <w:rFonts w:ascii="Times New Roman" w:hAnsi="Times New Roman" w:cs="Times New Roman"/>
+          <w:b/>
+          <w:bCs/>
+        </w:rPr>
+        <w:t>Выводы:</w:t>
+      </w:r>
+      <w:r>
+        <w:rPr>
+          <w:rFonts w:ascii="Times New Roman" w:hAnsi="Times New Roman" w:cs="Times New Roman"/>
+        </w:rPr>
+        <w:t xml:space="preserve"> </w:t>
+      </w:r>
+    </w:p>
+    <w:p>
+      <w:r>
+        <w:rPr>
+          <w:rFonts w:ascii="Times New Roman" w:hAnsi="Times New Roman" w:cs="Times New Roman"/>
+        </w:rPr>
+        <w:lastRenderedPageBreak/>
         <w:t>У</w:t>
       </w:r>
       <w:r>
@@ -299,7 +1000,7 @@
 </file>
 
 <file path=word/styles.xml><?xml version="1.0" encoding="utf-8"?>
-<w:styles xmlns:mc="http://schemas.openxmlformats.org/markup-compatibility/2006" xmlns:r="http://schemas.openxmlformats.org/officeDocument/2006/relationships" xmlns:w="http://schemas.openxmlformats.org/wordprocessingml/2006/main" xmlns:w14="http://schemas.microsoft.com/office/word/2010/wordml" mc:Ignorable="w14">
+<w:styles xmlns:mc="http://schemas.openxmlformats.org/markup-compatibility/2006" xmlns:r="http://schemas.openxmlformats.org/officeDocument/2006/relationships" xmlns:w="http://schemas.openxmlformats.org/wordprocessingml/2006/main" xmlns:w14="http://schemas.microsoft.com/office/word/2010/wordml" xmlns:w15="http://schemas.microsoft.com/office/word/2012/wordml" xmlns:w16cex="http://schemas.microsoft.com/office/word/2018/wordml/cex" xmlns:w16cid="http://schemas.microsoft.com/office/word/2016/wordml/cid" xmlns:w16="http://schemas.microsoft.com/office/word/2018/wordml" xmlns:w16du="http://schemas.microsoft.com/office/word/2023/wordml/word16du" xmlns:w16sdtdh="http://schemas.microsoft.com/office/word/2020/wordml/sdtdatahash" xmlns:w16sdtfl="http://schemas.microsoft.com/office/word/2024/wordml/sdtformatlock" xmlns:w16se="http://schemas.microsoft.com/office/word/2015/wordml/symex" mc:Ignorable="w14 w15 w16se w16cid w16 w16cex w16sdtdh w16sdtfl w16du">
   <w:docDefaults>
     <w:rPrDefault>
       <w:rPr>
@@ -317,347 +1018,383 @@
       </w:pPr>
     </w:pPrDefault>
   </w:docDefaults>
-  <w:latentStyles w:defLockedState="0" w:defUIPriority="99" w:defSemiHidden="1" w:defUnhideWhenUsed="1" w:defQFormat="0" w:count="267">
-    <w:lsdException w:name="Normal" w:semiHidden="0" w:uiPriority="0" w:unhideWhenUsed="0" w:qFormat="1"/>
-    <w:lsdException w:name="heading 1" w:semiHidden="0" w:uiPriority="9" w:unhideWhenUsed="0" w:qFormat="1"/>
-    <w:lsdException w:name="heading 2" w:uiPriority="9" w:qFormat="1"/>
-    <w:lsdException w:name="heading 3" w:uiPriority="9" w:qFormat="1"/>
-    <w:lsdException w:name="heading 4" w:uiPriority="9" w:qFormat="1"/>
-    <w:lsdException w:name="heading 5" w:uiPriority="9" w:qFormat="1"/>
-    <w:lsdException w:name="heading 6" w:uiPriority="9" w:qFormat="1"/>
-    <w:lsdException w:name="heading 7" w:uiPriority="9" w:qFormat="1"/>
-    <w:lsdException w:name="heading 8" w:uiPriority="9" w:qFormat="1"/>
-    <w:lsdException w:name="heading 9" w:uiPriority="9" w:qFormat="1"/>
-    <w:lsdException w:name="toc 1" w:uiPriority="39"/>
-    <w:lsdException w:name="toc 2" w:uiPriority="39"/>
-    <w:lsdException w:name="toc 3" w:uiPriority="39"/>
-    <w:lsdException w:name="toc 4" w:uiPriority="39"/>
-    <w:lsdException w:name="toc 5" w:uiPriority="39"/>
-    <w:lsdException w:name="toc 6" w:uiPriority="39"/>
-    <w:lsdException w:name="toc 7" w:uiPriority="39"/>
-    <w:lsdException w:name="toc 8" w:uiPriority="39"/>
-    <w:lsdException w:name="toc 9" w:uiPriority="39"/>
-    <w:lsdException w:name="caption" w:uiPriority="35" w:qFormat="1"/>
-    <w:lsdException w:name="Title" w:semiHidden="0" w:uiPriority="10" w:unhideWhenUsed="0" w:qFormat="1"/>
-    <w:lsdException w:name="Default Paragraph Font" w:uiPriority="1"/>
-    <w:lsdException w:name="Subtitle" w:semiHidden="0" w:uiPriority="11" w:unhideWhenUsed="0" w:qFormat="1"/>
-    <w:lsdException w:name="Strong" w:semiHidden="0" w:uiPriority="22" w:unhideWhenUsed="0" w:qFormat="1"/>
-    <w:lsdException w:name="Emphasis" w:semiHidden="0" w:uiPriority="20" w:unhideWhenUsed="0" w:qFormat="1"/>
-    <w:lsdException w:name="Table Grid" w:semiHidden="0" w:uiPriority="39" w:unhideWhenUsed="0"/>
-    <w:lsdException w:name="Placeholder Text" w:unhideWhenUsed="0"/>
-    <w:lsdException w:name="No Spacing" w:semiHidden="0" w:uiPriority="1" w:unhideWhenUsed="0" w:qFormat="1"/>
-    <w:lsdException w:name="Light Shading" w:semiHidden="0" w:uiPriority="60" w:unhideWhenUsed="0"/>
-    <w:lsdException w:name="Light List" w:semiHidden="0" w:uiPriority="61" w:unhideWhenUsed="0"/>
-    <w:lsdException w:name="Light Grid" w:semiHidden="0" w:uiPriority="62" w:unhideWhenUsed="0"/>
-    <w:lsdException w:name="Medium Shading 1" w:semiHidden="0" w:uiPriority="63" w:unhideWhenUsed="0"/>
-    <w:lsdException w:name="Medium Shading 2" w:semiHidden="0" w:uiPriority="64" w:unhideWhenUsed="0"/>
-    <w:lsdException w:name="Medium List 1" w:semiHidden="0" w:uiPriority="65" w:unhideWhenUsed="0"/>
-    <w:lsdException w:name="Medium List 2" w:semiHidden="0" w:uiPriority="66" w:unhideWhenUsed="0"/>
-    <w:lsdException w:name="Medium Grid 1" w:semiHidden="0" w:uiPriority="67" w:unhideWhenUsed="0"/>
-    <w:lsdException w:name="Medium Grid 2" w:semiHidden="0" w:uiPriority="68" w:unhideWhenUsed="0"/>
-    <w:lsdException w:name="Medium Grid 3" w:semiHidden="0" w:uiPriority="69" w:unhideWhenUsed="0"/>
-    <w:lsdException w:name="Dark List" w:semiHidden="0" w:uiPriority="70" w:unhideWhenUsed="0"/>
-    <w:lsdException w:name="Colorful Shading" w:semiHidden="0" w:uiPriority="71" w:unhideWhenUsed="0"/>
-    <w:lsdException w:name="Colorful List" w:semiHidden="0" w:uiPriority="72" w:unhideWhenUsed="0"/>
-    <w:lsdException w:name="Colorful Grid" w:semiHidden="0" w:uiPriority="73" w:unhideWhenUsed="0"/>
-    <w:lsdException w:name="Light Shading Accent 1" w:semiHidden="0" w:uiPriority="60" w:unhideWhenUsed="0"/>
-    <w:lsdException w:name="Light List Accent 1" w:semiHidden="0" w:uiPriority="61" w:unhideWhenUsed="0"/>
-    <w:lsdException w:name="Light Grid Accent 1" w:semiHidden="0" w:uiPriority="62" w:unhideWhenUsed="0"/>
-    <w:lsdException w:name="Medium Shading 1 Accent 1" w:semiHidden="0" w:uiPriority="63" w:unhideWhenUsed="0"/>
-    <w:lsdException w:name="Medium Shading 2 Accent 1" w:semiHidden="0" w:uiPriority="64" w:unhideWhenUsed="0"/>
-    <w:lsdException w:name="Medium List 1 Accent 1" w:semiHidden="0" w:uiPriority="65" w:unhideWhenUsed="0"/>
-    <w:lsdException w:name="Revision" w:unhideWhenUsed="0"/>
-    <w:lsdException w:name="List Paragraph" w:semiHidden="0" w:uiPriority="34" w:unhideWhenUsed="0" w:qFormat="1"/>
-    <w:lsdException w:name="Quote" w:semiHidden="0" w:uiPriority="29" w:unhideWhenUsed="0" w:qFormat="1"/>
-    <w:lsdException w:name="Intense Quote" w:semiHidden="0" w:uiPriority="30" w:unhideWhenUsed="0" w:qFormat="1"/>
-    <w:lsdException w:name="Medium List 2 Accent 1" w:semiHidden="0" w:uiPriority="66" w:unhideWhenUsed="0"/>
-    <w:lsdException w:name="Medium Grid 1 Accent 1" w:semiHidden="0" w:uiPriority="67" w:unhideWhenUsed="0"/>
-    <w:lsdException w:name="Medium Grid 2 Accent 1" w:semiHidden="0" w:uiPriority="68" w:unhideWhenUsed="0"/>
-    <w:lsdException w:name="Medium Grid 3 Accent 1" w:semiHidden="0" w:uiPriority="69" w:unhideWhenUsed="0"/>
-    <w:lsdException w:name="Dark List Accent 1" w:semiHidden="0" w:uiPriority="70" w:unhideWhenUsed="0"/>
-    <w:lsdException w:name="Colorful Shading Accent 1" w:semiHidden="0" w:uiPriority="71" w:unhideWhenUsed="0"/>
-    <w:lsdException w:name="Colorful List Accent 1" w:semiHidden="0" w:uiPriority="72" w:unhideWhenUsed="0"/>
-    <w:lsdException w:name="Colorful Grid Accent 1" w:semiHidden="0" w:uiPriority="73" w:unhideWhenUsed="0"/>
-    <w:lsdException w:name="Light Shading Accent 2" w:semiHidden="0" w:uiPriority="60" w:unhideWhenUsed="0"/>
-    <w:lsdException w:name="Light List Accent 2" w:semiHidden="0" w:uiPriority="61" w:unhideWhenUsed="0"/>
-    <w:lsdException w:name="Light Grid Accent 2" w:semiHidden="0" w:uiPriority="62" w:unhideWhenUsed="0"/>
-    <w:lsdException w:name="Medium Shading 1 Accent 2" w:semiHidden="0" w:uiPriority="63" w:unhideWhenUsed="0"/>
-    <w:lsdException w:name="Medium Shading 2 Accent 2" w:semiHidden="0" w:uiPriority="64" w:unhideWhenUsed="0"/>
-    <w:lsdException w:name="Medium List 1 Accent 2" w:semiHidden="0" w:uiPriority="65" w:unhideWhenUsed="0"/>
-    <w:lsdException w:name="Medium List 2 Accent 2" w:semiHidden="0" w:uiPriority="66" w:unhideWhenUsed="0"/>
-    <w:lsdException w:name="Medium Grid 1 Accent 2" w:semiHidden="0" w:uiPriority="67" w:unhideWhenUsed="0"/>
-    <w:lsdException w:name="Medium Grid 2 Accent 2" w:semiHidden="0" w:uiPriority="68" w:unhideWhenUsed="0"/>
-    <w:lsdException w:name="Medium Grid 3 Accent 2" w:semiHidden="0" w:uiPriority="69" w:unhideWhenUsed="0"/>
-    <w:lsdException w:name="Dark List Accent 2" w:semiHidden="0" w:uiPriority="70" w:unhideWhenUsed="0"/>
-    <w:lsdException w:name="Colorful Shading Accent 2" w:semiHidden="0" w:uiPriority="71" w:unhideWhenUsed="0"/>
-    <w:lsdException w:name="Colorful List Accent 2" w:semiHidden="0" w:uiPriority="72" w:unhideWhenUsed="0"/>
-    <w:lsdException w:name="Colorful Grid Accent 2" w:semiHidden="0" w:uiPriority="73" w:unhideWhenUsed="0"/>
-    <w:lsdException w:name="Light Shading Accent 3" w:semiHidden="0" w:uiPriority="60" w:unhideWhenUsed="0"/>
-    <w:lsdException w:name="Light List Accent 3" w:semiHidden="0" w:uiPriority="61" w:unhideWhenUsed="0"/>
-    <w:lsdException w:name="Light Grid Accent 3" w:semiHidden="0" w:uiPriority="62" w:unhideWhenUsed="0"/>
-    <w:lsdException w:name="Medium Shading 1 Accent 3" w:semiHidden="0" w:uiPriority="63" w:unhideWhenUsed="0"/>
-    <w:lsdException w:name="Medium Shading 2 Accent 3" w:semiHidden="0" w:uiPriority="64" w:unhideWhenUsed="0"/>
-    <w:lsdException w:name="Medium List 1 Accent 3" w:semiHidden="0" w:uiPriority="65" w:unhideWhenUsed="0"/>
-    <w:lsdException w:name="Medium List 2 Accent 3" w:semiHidden="0" w:uiPriority="66" w:unhideWhenUsed="0"/>
-    <w:lsdException w:name="Medium Grid 1 Accent 3" w:semiHidden="0" w:uiPriority="67" w:unhideWhenUsed="0"/>
-    <w:lsdException w:name="Medium Grid 2 Accent 3" w:semiHidden="0" w:uiPriority="68" w:unhideWhenUsed="0"/>
-    <w:lsdException w:name="Medium Grid 3 Accent 3" w:semiHidden="0" w:uiPriority="69" w:unhideWhenUsed="0"/>
-    <w:lsdException w:name="Dark List Accent 3" w:semiHidden="0" w:uiPriority="70" w:unhideWhenUsed="0"/>
-    <w:lsdException w:name="Colorful Shading Accent 3" w:semiHidden="0" w:uiPriority="71" w:unhideWhenUsed="0"/>
-    <w:lsdException w:name="Colorful List Accent 3" w:semiHidden="0" w:uiPriority="72" w:unhideWhenUsed="0"/>
-    <w:lsdException w:name="Colorful Grid Accent 3" w:semiHidden="0" w:uiPriority="73" w:unhideWhenUsed="0"/>
-    <w:lsdException w:name="Light Shading Accent 4" w:semiHidden="0" w:uiPriority="60" w:unhideWhenUsed="0"/>
-    <w:lsdException w:name="Light List Accent 4" w:semiHidden="0" w:uiPriority="61" w:unhideWhenUsed="0"/>
-    <w:lsdException w:name="Light Grid Accent 4" w:semiHidden="0" w:uiPriority="62" w:unhideWhenUsed="0"/>
-    <w:lsdException w:name="Medium Shading 1 Accent 4" w:semiHidden="0" w:uiPriority="63" w:unhideWhenUsed="0"/>
-    <w:lsdException w:name="Medium Shading 2 Accent 4" w:semiHidden="0" w:uiPriority="64" w:unhideWhenUsed="0"/>
-    <w:lsdException w:name="Medium List 1 Accent 4" w:semiHidden="0" w:uiPriority="65" w:unhideWhenUsed="0"/>
-    <w:lsdException w:name="Medium List 2 Accent 4" w:semiHidden="0" w:uiPriority="66" w:unhideWhenUsed="0"/>
-    <w:lsdException w:name="Medium Grid 1 Accent 4" w:semiHidden="0" w:uiPriority="67" w:unhideWhenUsed="0"/>
-    <w:lsdException w:name="Medium Grid 2 Accent 4" w:semiHidden="0" w:uiPriority="68" w:unhideWhenUsed="0"/>
-    <w:lsdException w:name="Medium Grid 3 Accent 4" w:semiHidden="0" w:uiPriority="69" w:unhideWhenUsed="0"/>
-    <w:lsdException w:name="Dark List Accent 4" w:semiHidden="0" w:uiPriority="70" w:unhideWhenUsed="0"/>
-    <w:lsdException w:name="Colorful Shading Accent 4" w:semiHidden="0" w:uiPriority="71" w:unhideWhenUsed="0"/>
-    <w:lsdException w:name="Colorful List Accent 4" w:semiHidden="0" w:uiPriority="72" w:unhideWhenUsed="0"/>
-    <w:lsdException w:name="Colorful Grid Accent 4" w:semiHidden="0" w:uiPriority="73" w:unhideWhenUsed="0"/>
-    <w:lsdException w:name="Light Shading Accent 5" w:semiHidden="0" w:uiPriority="60" w:unhideWhenUsed="0"/>
-    <w:lsdException w:name="Light List Accent 5" w:semiHidden="0" w:uiPriority="61" w:unhideWhenUsed="0"/>
-    <w:lsdException w:name="Light Grid Accent 5" w:semiHidden="0" w:uiPriority="62" w:unhideWhenUsed="0"/>
-    <w:lsdException w:name="Medium Shading 1 Accent 5" w:semiHidden="0" w:uiPriority="63" w:unhideWhenUsed="0"/>
-    <w:lsdException w:name="Medium Shading 2 Accent 5" w:semiHidden="0" w:uiPriority="64" w:unhideWhenUsed="0"/>
-    <w:lsdException w:name="Medium List 1 Accent 5" w:semiHidden="0" w:uiPriority="65" w:unhideWhenUsed="0"/>
-    <w:lsdException w:name="Medium List 2 Accent 5" w:semiHidden="0" w:uiPriority="66" w:unhideWhenUsed="0"/>
-    <w:lsdException w:name="Medium Grid 1 Accent 5" w:semiHidden="0" w:uiPriority="67" w:unhideWhenUsed="0"/>
-    <w:lsdException w:name="Medium Grid 2 Accent 5" w:semiHidden="0" w:uiPriority="68" w:unhideWhenUsed="0"/>
-    <w:lsdException w:name="Medium Grid 3 Accent 5" w:semiHidden="0" w:uiPriority="69" w:unhideWhenUsed="0"/>
-    <w:lsdException w:name="Dark List Accent 5" w:semiHidden="0" w:uiPriority="70" w:unhideWhenUsed="0"/>
-    <w:lsdException w:name="Colorful Shading Accent 5" w:semiHidden="0" w:uiPriority="71" w:unhideWhenUsed="0"/>
-    <w:lsdException w:name="Colorful List Accent 5" w:semiHidden="0" w:uiPriority="72" w:unhideWhenUsed="0"/>
-    <w:lsdException w:name="Colorful Grid Accent 5" w:semiHidden="0" w:uiPriority="73" w:unhideWhenUsed="0"/>
-    <w:lsdException w:name="Light Shading Accent 6" w:semiHidden="0" w:uiPriority="60" w:unhideWhenUsed="0"/>
-    <w:lsdException w:name="Light List Accent 6" w:semiHidden="0" w:uiPriority="61" w:unhideWhenUsed="0"/>
-    <w:lsdException w:name="Light Grid Accent 6" w:semiHidden="0" w:uiPriority="62" w:unhideWhenUsed="0"/>
-    <w:lsdException w:name="Medium Shading 1 Accent 6" w:semiHidden="0" w:uiPriority="63" w:unhideWhenUsed="0"/>
-    <w:lsdException w:name="Medium Shading 2 Accent 6" w:semiHidden="0" w:uiPriority="64" w:unhideWhenUsed="0"/>
-    <w:lsdException w:name="Medium List 1 Accent 6" w:semiHidden="0" w:uiPriority="65" w:unhideWhenUsed="0"/>
-    <w:lsdException w:name="Medium List 2 Accent 6" w:semiHidden="0" w:uiPriority="66" w:unhideWhenUsed="0"/>
-    <w:lsdException w:name="Medium Grid 1 Accent 6" w:semiHidden="0" w:uiPriority="67" w:unhideWhenUsed="0"/>
-    <w:lsdException w:name="Medium Grid 2 Accent 6" w:semiHidden="0" w:uiPriority="68" w:unhideWhenUsed="0"/>
-    <w:lsdException w:name="Medium Grid 3 Accent 6" w:semiHidden="0" w:uiPriority="69" w:unhideWhenUsed="0"/>
-    <w:lsdException w:name="Dark List Accent 6" w:semiHidden="0" w:uiPriority="70" w:unhideWhenUsed="0"/>
-    <w:lsdException w:name="Colorful Shading Accent 6" w:semiHidden="0" w:uiPriority="71" w:unhideWhenUsed="0"/>
-    <w:lsdException w:name="Colorful List Accent 6" w:semiHidden="0" w:uiPriority="72" w:unhideWhenUsed="0"/>
-    <w:lsdException w:name="Colorful Grid Accent 6" w:semiHidden="0" w:uiPriority="73" w:unhideWhenUsed="0"/>
-    <w:lsdException w:name="Subtle Emphasis" w:semiHidden="0" w:uiPriority="19" w:unhideWhenUsed="0" w:qFormat="1"/>
-    <w:lsdException w:name="Intense Emphasis" w:semiHidden="0" w:uiPriority="21" w:unhideWhenUsed="0" w:qFormat="1"/>
-    <w:lsdException w:name="Subtle Reference" w:semiHidden="0" w:uiPriority="31" w:unhideWhenUsed="0" w:qFormat="1"/>
-    <w:lsdException w:name="Intense Reference" w:semiHidden="0" w:uiPriority="32" w:unhideWhenUsed="0" w:qFormat="1"/>
-    <w:lsdException w:name="Book Title" w:semiHidden="0" w:uiPriority="33" w:unhideWhenUsed="0" w:qFormat="1"/>
-    <w:lsdException w:name="Bibliography" w:uiPriority="37"/>
-    <w:lsdException w:name="TOC Heading" w:uiPriority="39" w:qFormat="1"/>
-  </w:latentStyles>
-  <w:style w:type="paragraph" w:default="1" w:styleId="a">
-    <w:name w:val="Normal"/>
-    <w:qFormat/>
-  </w:style>
-  <w:style w:type="character" w:default="1" w:styleId="a0">
-    <w:name w:val="Default Paragraph Font"/>
-    <w:uiPriority w:val="1"/>
-    <w:semiHidden/>
-    <w:unhideWhenUsed/>
-  </w:style>
-  <w:style w:type="table" w:default="1" w:styleId="a1">
-    <w:name w:val="Normal Table"/>
-    <w:uiPriority w:val="99"/>
-    <w:semiHidden/>
-    <w:unhideWhenUsed/>
-    <w:tblPr>
-      <w:tblInd w:w="0" w:type="dxa"/>
-      <w:tblCellMar>
-        <w:top w:w="0" w:type="dxa"/>
-        <w:left w:w="108" w:type="dxa"/>
-        <w:bottom w:w="0" w:type="dxa"/>
-        <w:right w:w="108" w:type="dxa"/>
-      </w:tblCellMar>
-    </w:tblPr>
-  </w:style>
-  <w:style w:type="numbering" w:default="1" w:styleId="a2">
-    <w:name w:val="No List"/>
-    <w:uiPriority w:val="99"/>
-    <w:semiHidden/>
-    <w:unhideWhenUsed/>
-  </w:style>
-  <w:style w:type="paragraph" w:styleId="a3">
-    <w:name w:val="List Paragraph"/>
-    <w:basedOn w:val="a"/>
-    <w:uiPriority w:val="34"/>
-    <w:qFormat/>
-    <w:rsid w:val="006E07C2"/>
-    <w:pPr>
-      <w:ind w:left="720"/>
-      <w:contextualSpacing/>
-    </w:pPr>
-  </w:style>
-</w:styles>
-</file>
-
-<file path=word/stylesWithEffects.xml><?xml version="1.0" encoding="utf-8"?>
-<w:styles xmlns:wpc="http://schemas.microsoft.com/office/word/2010/wordprocessingCanvas" xmlns:mc="http://schemas.openxmlformats.org/markup-compatibility/2006" xmlns:o="urn:schemas-microsoft-com:office:office" xmlns:r="http://schemas.openxmlformats.org/officeDocument/2006/relationships" xmlns:m="http://schemas.openxmlformats.org/officeDocument/2006/math" xmlns:v="urn:schemas-microsoft-com:vml" xmlns:wp14="http://schemas.microsoft.com/office/word/2010/wordprocessingDrawing" xmlns:wp="http://schemas.openxmlformats.org/drawingml/2006/wordprocessingDrawing" xmlns:w10="urn:schemas-microsoft-com:office:word" xmlns:w="http://schemas.openxmlformats.org/wordprocessingml/2006/main" xmlns:w14="http://schemas.microsoft.com/office/word/2010/wordml" xmlns:wpg="http://schemas.microsoft.com/office/word/2010/wordprocessingGroup" xmlns:wpi="http://schemas.microsoft.com/office/word/2010/wordprocessingInk" xmlns:wne="http://schemas.microsoft.com/office/word/2006/wordml" xmlns:wps="http://schemas.microsoft.com/office/word/2010/wordprocessingShape" mc:Ignorable="w14 wp14">
-  <w:docDefaults>
-    <w:rPrDefault>
-      <w:rPr>
-        <w:rFonts w:asciiTheme="minorHAnsi" w:eastAsiaTheme="minorHAnsi" w:hAnsiTheme="minorHAnsi" w:cstheme="minorBidi"/>
-        <w:kern w:val="2"/>
-        <w:sz w:val="22"/>
-        <w:szCs w:val="22"/>
-        <w:lang w:val="ru-RU" w:eastAsia="en-US" w:bidi="ar-SA"/>
-        <w14:ligatures w14:val="standardContextual"/>
-      </w:rPr>
-    </w:rPrDefault>
-    <w:pPrDefault>
-      <w:pPr>
-        <w:spacing w:after="160" w:line="259" w:lineRule="auto"/>
-      </w:pPr>
-    </w:pPrDefault>
-  </w:docDefaults>
-  <w:latentStyles w:defLockedState="0" w:defUIPriority="99" w:defSemiHidden="1" w:defUnhideWhenUsed="1" w:defQFormat="0" w:count="267">
-    <w:lsdException w:name="Normal" w:semiHidden="0" w:uiPriority="0" w:unhideWhenUsed="0" w:qFormat="1"/>
-    <w:lsdException w:name="heading 1" w:semiHidden="0" w:uiPriority="9" w:unhideWhenUsed="0" w:qFormat="1"/>
-    <w:lsdException w:name="heading 2" w:uiPriority="9" w:qFormat="1"/>
-    <w:lsdException w:name="heading 3" w:uiPriority="9" w:qFormat="1"/>
-    <w:lsdException w:name="heading 4" w:uiPriority="9" w:qFormat="1"/>
-    <w:lsdException w:name="heading 5" w:uiPriority="9" w:qFormat="1"/>
-    <w:lsdException w:name="heading 6" w:uiPriority="9" w:qFormat="1"/>
-    <w:lsdException w:name="heading 7" w:uiPriority="9" w:qFormat="1"/>
-    <w:lsdException w:name="heading 8" w:uiPriority="9" w:qFormat="1"/>
-    <w:lsdException w:name="heading 9" w:uiPriority="9" w:qFormat="1"/>
-    <w:lsdException w:name="toc 1" w:uiPriority="39"/>
-    <w:lsdException w:name="toc 2" w:uiPriority="39"/>
-    <w:lsdException w:name="toc 3" w:uiPriority="39"/>
-    <w:lsdException w:name="toc 4" w:uiPriority="39"/>
-    <w:lsdException w:name="toc 5" w:uiPriority="39"/>
-    <w:lsdException w:name="toc 6" w:uiPriority="39"/>
-    <w:lsdException w:name="toc 7" w:uiPriority="39"/>
-    <w:lsdException w:name="toc 8" w:uiPriority="39"/>
-    <w:lsdException w:name="toc 9" w:uiPriority="39"/>
-    <w:lsdException w:name="caption" w:uiPriority="35" w:qFormat="1"/>
-    <w:lsdException w:name="Title" w:semiHidden="0" w:uiPriority="10" w:unhideWhenUsed="0" w:qFormat="1"/>
-    <w:lsdException w:name="Default Paragraph Font" w:uiPriority="1"/>
-    <w:lsdException w:name="Subtitle" w:semiHidden="0" w:uiPriority="11" w:unhideWhenUsed="0" w:qFormat="1"/>
-    <w:lsdException w:name="Strong" w:semiHidden="0" w:uiPriority="22" w:unhideWhenUsed="0" w:qFormat="1"/>
-    <w:lsdException w:name="Emphasis" w:semiHidden="0" w:uiPriority="20" w:unhideWhenUsed="0" w:qFormat="1"/>
-    <w:lsdException w:name="Table Grid" w:semiHidden="0" w:uiPriority="39" w:unhideWhenUsed="0"/>
-    <w:lsdException w:name="Placeholder Text" w:unhideWhenUsed="0"/>
-    <w:lsdException w:name="No Spacing" w:semiHidden="0" w:uiPriority="1" w:unhideWhenUsed="0" w:qFormat="1"/>
-    <w:lsdException w:name="Light Shading" w:semiHidden="0" w:uiPriority="60" w:unhideWhenUsed="0"/>
-    <w:lsdException w:name="Light List" w:semiHidden="0" w:uiPriority="61" w:unhideWhenUsed="0"/>
-    <w:lsdException w:name="Light Grid" w:semiHidden="0" w:uiPriority="62" w:unhideWhenUsed="0"/>
-    <w:lsdException w:name="Medium Shading 1" w:semiHidden="0" w:uiPriority="63" w:unhideWhenUsed="0"/>
-    <w:lsdException w:name="Medium Shading 2" w:semiHidden="0" w:uiPriority="64" w:unhideWhenUsed="0"/>
-    <w:lsdException w:name="Medium List 1" w:semiHidden="0" w:uiPriority="65" w:unhideWhenUsed="0"/>
-    <w:lsdException w:name="Medium List 2" w:semiHidden="0" w:uiPriority="66" w:unhideWhenUsed="0"/>
-    <w:lsdException w:name="Medium Grid 1" w:semiHidden="0" w:uiPriority="67" w:unhideWhenUsed="0"/>
-    <w:lsdException w:name="Medium Grid 2" w:semiHidden="0" w:uiPriority="68" w:unhideWhenUsed="0"/>
-    <w:lsdException w:name="Medium Grid 3" w:semiHidden="0" w:uiPriority="69" w:unhideWhenUsed="0"/>
-    <w:lsdException w:name="Dark List" w:semiHidden="0" w:uiPriority="70" w:unhideWhenUsed="0"/>
-    <w:lsdException w:name="Colorful Shading" w:semiHidden="0" w:uiPriority="71" w:unhideWhenUsed="0"/>
-    <w:lsdException w:name="Colorful List" w:semiHidden="0" w:uiPriority="72" w:unhideWhenUsed="0"/>
-    <w:lsdException w:name="Colorful Grid" w:semiHidden="0" w:uiPriority="73" w:unhideWhenUsed="0"/>
-    <w:lsdException w:name="Light Shading Accent 1" w:semiHidden="0" w:uiPriority="60" w:unhideWhenUsed="0"/>
-    <w:lsdException w:name="Light List Accent 1" w:semiHidden="0" w:uiPriority="61" w:unhideWhenUsed="0"/>
-    <w:lsdException w:name="Light Grid Accent 1" w:semiHidden="0" w:uiPriority="62" w:unhideWhenUsed="0"/>
-    <w:lsdException w:name="Medium Shading 1 Accent 1" w:semiHidden="0" w:uiPriority="63" w:unhideWhenUsed="0"/>
-    <w:lsdException w:name="Medium Shading 2 Accent 1" w:semiHidden="0" w:uiPriority="64" w:unhideWhenUsed="0"/>
-    <w:lsdException w:name="Medium List 1 Accent 1" w:semiHidden="0" w:uiPriority="65" w:unhideWhenUsed="0"/>
-    <w:lsdException w:name="Revision" w:unhideWhenUsed="0"/>
-    <w:lsdException w:name="List Paragraph" w:semiHidden="0" w:uiPriority="34" w:unhideWhenUsed="0" w:qFormat="1"/>
-    <w:lsdException w:name="Quote" w:semiHidden="0" w:uiPriority="29" w:unhideWhenUsed="0" w:qFormat="1"/>
-    <w:lsdException w:name="Intense Quote" w:semiHidden="0" w:uiPriority="30" w:unhideWhenUsed="0" w:qFormat="1"/>
-    <w:lsdException w:name="Medium List 2 Accent 1" w:semiHidden="0" w:uiPriority="66" w:unhideWhenUsed="0"/>
-    <w:lsdException w:name="Medium Grid 1 Accent 1" w:semiHidden="0" w:uiPriority="67" w:unhideWhenUsed="0"/>
-    <w:lsdException w:name="Medium Grid 2 Accent 1" w:semiHidden="0" w:uiPriority="68" w:unhideWhenUsed="0"/>
-    <w:lsdException w:name="Medium Grid 3 Accent 1" w:semiHidden="0" w:uiPriority="69" w:unhideWhenUsed="0"/>
-    <w:lsdException w:name="Dark List Accent 1" w:semiHidden="0" w:uiPriority="70" w:unhideWhenUsed="0"/>
-    <w:lsdException w:name="Colorful Shading Accent 1" w:semiHidden="0" w:uiPriority="71" w:unhideWhenUsed="0"/>
-    <w:lsdException w:name="Colorful List Accent 1" w:semiHidden="0" w:uiPriority="72" w:unhideWhenUsed="0"/>
-    <w:lsdException w:name="Colorful Grid Accent 1" w:semiHidden="0" w:uiPriority="73" w:unhideWhenUsed="0"/>
-    <w:lsdException w:name="Light Shading Accent 2" w:semiHidden="0" w:uiPriority="60" w:unhideWhenUsed="0"/>
-    <w:lsdException w:name="Light List Accent 2" w:semiHidden="0" w:uiPriority="61" w:unhideWhenUsed="0"/>
-    <w:lsdException w:name="Light Grid Accent 2" w:semiHidden="0" w:uiPriority="62" w:unhideWhenUsed="0"/>
-    <w:lsdException w:name="Medium Shading 1 Accent 2" w:semiHidden="0" w:uiPriority="63" w:unhideWhenUsed="0"/>
-    <w:lsdException w:name="Medium Shading 2 Accent 2" w:semiHidden="0" w:uiPriority="64" w:unhideWhenUsed="0"/>
-    <w:lsdException w:name="Medium List 1 Accent 2" w:semiHidden="0" w:uiPriority="65" w:unhideWhenUsed="0"/>
-    <w:lsdException w:name="Medium List 2 Accent 2" w:semiHidden="0" w:uiPriority="66" w:unhideWhenUsed="0"/>
-    <w:lsdException w:name="Medium Grid 1 Accent 2" w:semiHidden="0" w:uiPriority="67" w:unhideWhenUsed="0"/>
-    <w:lsdException w:name="Medium Grid 2 Accent 2" w:semiHidden="0" w:uiPriority="68" w:unhideWhenUsed="0"/>
-    <w:lsdException w:name="Medium Grid 3 Accent 2" w:semiHidden="0" w:uiPriority="69" w:unhideWhenUsed="0"/>
-    <w:lsdException w:name="Dark List Accent 2" w:semiHidden="0" w:uiPriority="70" w:unhideWhenUsed="0"/>
-    <w:lsdException w:name="Colorful Shading Accent 2" w:semiHidden="0" w:uiPriority="71" w:unhideWhenUsed="0"/>
-    <w:lsdException w:name="Colorful List Accent 2" w:semiHidden="0" w:uiPriority="72" w:unhideWhenUsed="0"/>
-    <w:lsdException w:name="Colorful Grid Accent 2" w:semiHidden="0" w:uiPriority="73" w:unhideWhenUsed="0"/>
-    <w:lsdException w:name="Light Shading Accent 3" w:semiHidden="0" w:uiPriority="60" w:unhideWhenUsed="0"/>
-    <w:lsdException w:name="Light List Accent 3" w:semiHidden="0" w:uiPriority="61" w:unhideWhenUsed="0"/>
-    <w:lsdException w:name="Light Grid Accent 3" w:semiHidden="0" w:uiPriority="62" w:unhideWhenUsed="0"/>
-    <w:lsdException w:name="Medium Shading 1 Accent 3" w:semiHidden="0" w:uiPriority="63" w:unhideWhenUsed="0"/>
-    <w:lsdException w:name="Medium Shading 2 Accent 3" w:semiHidden="0" w:uiPriority="64" w:unhideWhenUsed="0"/>
-    <w:lsdException w:name="Medium List 1 Accent 3" w:semiHidden="0" w:uiPriority="65" w:unhideWhenUsed="0"/>
-    <w:lsdException w:name="Medium List 2 Accent 3" w:semiHidden="0" w:uiPriority="66" w:unhideWhenUsed="0"/>
-    <w:lsdException w:name="Medium Grid 1 Accent 3" w:semiHidden="0" w:uiPriority="67" w:unhideWhenUsed="0"/>
-    <w:lsdException w:name="Medium Grid 2 Accent 3" w:semiHidden="0" w:uiPriority="68" w:unhideWhenUsed="0"/>
-    <w:lsdException w:name="Medium Grid 3 Accent 3" w:semiHidden="0" w:uiPriority="69" w:unhideWhenUsed="0"/>
-    <w:lsdException w:name="Dark List Accent 3" w:semiHidden="0" w:uiPriority="70" w:unhideWhenUsed="0"/>
-    <w:lsdException w:name="Colorful Shading Accent 3" w:semiHidden="0" w:uiPriority="71" w:unhideWhenUsed="0"/>
-    <w:lsdException w:name="Colorful List Accent 3" w:semiHidden="0" w:uiPriority="72" w:unhideWhenUsed="0"/>
-    <w:lsdException w:name="Colorful Grid Accent 3" w:semiHidden="0" w:uiPriority="73" w:unhideWhenUsed="0"/>
-    <w:lsdException w:name="Light Shading Accent 4" w:semiHidden="0" w:uiPriority="60" w:unhideWhenUsed="0"/>
-    <w:lsdException w:name="Light List Accent 4" w:semiHidden="0" w:uiPriority="61" w:unhideWhenUsed="0"/>
-    <w:lsdException w:name="Light Grid Accent 4" w:semiHidden="0" w:uiPriority="62" w:unhideWhenUsed="0"/>
-    <w:lsdException w:name="Medium Shading 1 Accent 4" w:semiHidden="0" w:uiPriority="63" w:unhideWhenUsed="0"/>
-    <w:lsdException w:name="Medium Shading 2 Accent 4" w:semiHidden="0" w:uiPriority="64" w:unhideWhenUsed="0"/>
-    <w:lsdException w:name="Medium List 1 Accent 4" w:semiHidden="0" w:uiPriority="65" w:unhideWhenUsed="0"/>
-    <w:lsdException w:name="Medium List 2 Accent 4" w:semiHidden="0" w:uiPriority="66" w:unhideWhenUsed="0"/>
-    <w:lsdException w:name="Medium Grid 1 Accent 4" w:semiHidden="0" w:uiPriority="67" w:unhideWhenUsed="0"/>
-    <w:lsdException w:name="Medium Grid 2 Accent 4" w:semiHidden="0" w:uiPriority="68" w:unhideWhenUsed="0"/>
-    <w:lsdException w:name="Medium Grid 3 Accent 4" w:semiHidden="0" w:uiPriority="69" w:unhideWhenUsed="0"/>
-    <w:lsdException w:name="Dark List Accent 4" w:semiHidden="0" w:uiPriority="70" w:unhideWhenUsed="0"/>
-    <w:lsdException w:name="Colorful Shading Accent 4" w:semiHidden="0" w:uiPriority="71" w:unhideWhenUsed="0"/>
-    <w:lsdException w:name="Colorful List Accent 4" w:semiHidden="0" w:uiPriority="72" w:unhideWhenUsed="0"/>
-    <w:lsdException w:name="Colorful Grid Accent 4" w:semiHidden="0" w:uiPriority="73" w:unhideWhenUsed="0"/>
-    <w:lsdException w:name="Light Shading Accent 5" w:semiHidden="0" w:uiPriority="60" w:unhideWhenUsed="0"/>
-    <w:lsdException w:name="Light List Accent 5" w:semiHidden="0" w:uiPriority="61" w:unhideWhenUsed="0"/>
-    <w:lsdException w:name="Light Grid Accent 5" w:semiHidden="0" w:uiPriority="62" w:unhideWhenUsed="0"/>
-    <w:lsdException w:name="Medium Shading 1 Accent 5" w:semiHidden="0" w:uiPriority="63" w:unhideWhenUsed="0"/>
-    <w:lsdException w:name="Medium Shading 2 Accent 5" w:semiHidden="0" w:uiPriority="64" w:unhideWhenUsed="0"/>
-    <w:lsdException w:name="Medium List 1 Accent 5" w:semiHidden="0" w:uiPriority="65" w:unhideWhenUsed="0"/>
-    <w:lsdException w:name="Medium List 2 Accent 5" w:semiHidden="0" w:uiPriority="66" w:unhideWhenUsed="0"/>
-    <w:lsdException w:name="Medium Grid 1 Accent 5" w:semiHidden="0" w:uiPriority="67" w:unhideWhenUsed="0"/>
-    <w:lsdException w:name="Medium Grid 2 Accent 5" w:semiHidden="0" w:uiPriority="68" w:unhideWhenUsed="0"/>
-    <w:lsdException w:name="Medium Grid 3 Accent 5" w:semiHidden="0" w:uiPriority="69" w:unhideWhenUsed="0"/>
-    <w:lsdException w:name="Dark List Accent 5" w:semiHidden="0" w:uiPriority="70" w:unhideWhenUsed="0"/>
-    <w:lsdException w:name="Colorful Shading Accent 5" w:semiHidden="0" w:uiPriority="71" w:unhideWhenUsed="0"/>
-    <w:lsdException w:name="Colorful List Accent 5" w:semiHidden="0" w:uiPriority="72" w:unhideWhenUsed="0"/>
-    <w:lsdException w:name="Colorful Grid Accent 5" w:semiHidden="0" w:uiPriority="73" w:unhideWhenUsed="0"/>
-    <w:lsdException w:name="Light Shading Accent 6" w:semiHidden="0" w:uiPriority="60" w:unhideWhenUsed="0"/>
-    <w:lsdException w:name="Light List Accent 6" w:semiHidden="0" w:uiPriority="61" w:unhideWhenUsed="0"/>
-    <w:lsdException w:name="Light Grid Accent 6" w:semiHidden="0" w:uiPriority="62" w:unhideWhenUsed="0"/>
-    <w:lsdException w:name="Medium Shading 1 Accent 6" w:semiHidden="0" w:uiPriority="63" w:unhideWhenUsed="0"/>
-    <w:lsdException w:name="Medium Shading 2 Accent 6" w:semiHidden="0" w:uiPriority="64" w:unhideWhenUsed="0"/>
-    <w:lsdException w:name="Medium List 1 Accent 6" w:semiHidden="0" w:uiPriority="65" w:unhideWhenUsed="0"/>
-    <w:lsdException w:name="Medium List 2 Accent 6" w:semiHidden="0" w:uiPriority="66" w:unhideWhenUsed="0"/>
-    <w:lsdException w:name="Medium Grid 1 Accent 6" w:semiHidden="0" w:uiPriority="67" w:unhideWhenUsed="0"/>
-    <w:lsdException w:name="Medium Grid 2 Accent 6" w:semiHidden="0" w:uiPriority="68" w:unhideWhenUsed="0"/>
-    <w:lsdException w:name="Medium Grid 3 Accent 6" w:semiHidden="0" w:uiPriority="69" w:unhideWhenUsed="0"/>
-    <w:lsdException w:name="Dark List Accent 6" w:semiHidden="0" w:uiPriority="70" w:unhideWhenUsed="0"/>
-    <w:lsdException w:name="Colorful Shading Accent 6" w:semiHidden="0" w:uiPriority="71" w:unhideWhenUsed="0"/>
-    <w:lsdException w:name="Colorful List Accent 6" w:semiHidden="0" w:uiPriority="72" w:unhideWhenUsed="0"/>
-    <w:lsdException w:name="Colorful Grid Accent 6" w:semiHidden="0" w:uiPriority="73" w:unhideWhenUsed="0"/>
-    <w:lsdException w:name="Subtle Emphasis" w:semiHidden="0" w:uiPriority="19" w:unhideWhenUsed="0" w:qFormat="1"/>
-    <w:lsdException w:name="Intense Emphasis" w:semiHidden="0" w:uiPriority="21" w:unhideWhenUsed="0" w:qFormat="1"/>
-    <w:lsdException w:name="Subtle Reference" w:semiHidden="0" w:uiPriority="31" w:unhideWhenUsed="0" w:qFormat="1"/>
-    <w:lsdException w:name="Intense Reference" w:semiHidden="0" w:uiPriority="32" w:unhideWhenUsed="0" w:qFormat="1"/>
-    <w:lsdException w:name="Book Title" w:semiHidden="0" w:uiPriority="33" w:unhideWhenUsed="0" w:qFormat="1"/>
-    <w:lsdException w:name="Bibliography" w:uiPriority="37"/>
-    <w:lsdException w:name="TOC Heading" w:uiPriority="39" w:qFormat="1"/>
+  <w:latentStyles w:defLockedState="0" w:defUIPriority="99" w:defSemiHidden="0" w:defUnhideWhenUsed="0" w:defQFormat="0" w:count="376">
+    <w:lsdException w:name="Normal" w:uiPriority="0" w:qFormat="1"/>
+    <w:lsdException w:name="heading 1" w:uiPriority="9" w:qFormat="1"/>
+    <w:lsdException w:name="heading 2" w:semiHidden="1" w:uiPriority="9" w:unhideWhenUsed="1" w:qFormat="1"/>
+    <w:lsdException w:name="heading 3" w:semiHidden="1" w:uiPriority="9" w:unhideWhenUsed="1" w:qFormat="1"/>
+    <w:lsdException w:name="heading 4" w:semiHidden="1" w:uiPriority="9" w:unhideWhenUsed="1" w:qFormat="1"/>
+    <w:lsdException w:name="heading 5" w:semiHidden="1" w:uiPriority="9" w:unhideWhenUsed="1" w:qFormat="1"/>
+    <w:lsdException w:name="heading 6" w:semiHidden="1" w:uiPriority="9" w:unhideWhenUsed="1" w:qFormat="1"/>
+    <w:lsdException w:name="heading 7" w:semiHidden="1" w:uiPriority="9" w:unhideWhenUsed="1" w:qFormat="1"/>
+    <w:lsdException w:name="heading 8" w:semiHidden="1" w:uiPriority="9" w:unhideWhenUsed="1" w:qFormat="1"/>
+    <w:lsdException w:name="heading 9" w:semiHidden="1" w:uiPriority="9" w:unhideWhenUsed="1" w:qFormat="1"/>
+    <w:lsdException w:name="index 1" w:semiHidden="1" w:unhideWhenUsed="1"/>
+    <w:lsdException w:name="index 2" w:semiHidden="1" w:unhideWhenUsed="1"/>
+    <w:lsdException w:name="index 3" w:semiHidden="1" w:unhideWhenUsed="1"/>
+    <w:lsdException w:name="index 4" w:semiHidden="1" w:unhideWhenUsed="1"/>
+    <w:lsdException w:name="index 5" w:semiHidden="1" w:unhideWhenUsed="1"/>
+    <w:lsdException w:name="index 6" w:semiHidden="1" w:unhideWhenUsed="1"/>
+    <w:lsdException w:name="index 7" w:semiHidden="1" w:unhideWhenUsed="1"/>
+    <w:lsdException w:name="index 8" w:semiHidden="1" w:unhideWhenUsed="1"/>
+    <w:lsdException w:name="index 9" w:semiHidden="1" w:unhideWhenUsed="1"/>
+    <w:lsdException w:name="toc 1" w:semiHidden="1" w:uiPriority="39" w:unhideWhenUsed="1"/>
+    <w:lsdException w:name="toc 2" w:semiHidden="1" w:uiPriority="39" w:unhideWhenUsed="1"/>
+    <w:lsdException w:name="toc 3" w:semiHidden="1" w:uiPriority="39" w:unhideWhenUsed="1"/>
+    <w:lsdException w:name="toc 4" w:semiHidden="1" w:uiPriority="39" w:unhideWhenUsed="1"/>
+    <w:lsdException w:name="toc 5" w:semiHidden="1" w:uiPriority="39" w:unhideWhenUsed="1"/>
+    <w:lsdException w:name="toc 6" w:semiHidden="1" w:uiPriority="39" w:unhideWhenUsed="1"/>
+    <w:lsdException w:name="toc 7" w:semiHidden="1" w:uiPriority="39" w:unhideWhenUsed="1"/>
+    <w:lsdException w:name="toc 8" w:semiHidden="1" w:uiPriority="39" w:unhideWhenUsed="1"/>
+    <w:lsdException w:name="toc 9" w:semiHidden="1" w:uiPriority="39" w:unhideWhenUsed="1"/>
+    <w:lsdException w:name="Normal Indent" w:semiHidden="1" w:unhideWhenUsed="1"/>
+    <w:lsdException w:name="footnote text" w:semiHidden="1" w:unhideWhenUsed="1"/>
+    <w:lsdException w:name="annotation text" w:semiHidden="1" w:unhideWhenUsed="1"/>
+    <w:lsdException w:name="header" w:semiHidden="1" w:unhideWhenUsed="1"/>
+    <w:lsdException w:name="footer" w:semiHidden="1" w:unhideWhenUsed="1"/>
+    <w:lsdException w:name="index heading" w:semiHidden="1" w:unhideWhenUsed="1"/>
+    <w:lsdException w:name="caption" w:semiHidden="1" w:uiPriority="35" w:unhideWhenUsed="1" w:qFormat="1"/>
+    <w:lsdException w:name="table of figures" w:semiHidden="1" w:unhideWhenUsed="1"/>
+    <w:lsdException w:name="envelope address" w:semiHidden="1" w:unhideWhenUsed="1"/>
+    <w:lsdException w:name="envelope return" w:semiHidden="1" w:unhideWhenUsed="1"/>
+    <w:lsdException w:name="footnote reference" w:semiHidden="1" w:unhideWhenUsed="1"/>
+    <w:lsdException w:name="annotation reference" w:semiHidden="1" w:unhideWhenUsed="1"/>
+    <w:lsdException w:name="line number" w:semiHidden="1" w:unhideWhenUsed="1"/>
+    <w:lsdException w:name="page number" w:semiHidden="1" w:unhideWhenUsed="1"/>
+    <w:lsdException w:name="endnote reference" w:semiHidden="1" w:unhideWhenUsed="1"/>
+    <w:lsdException w:name="endnote text" w:semiHidden="1" w:unhideWhenUsed="1"/>
+    <w:lsdException w:name="table of authorities" w:semiHidden="1" w:unhideWhenUsed="1"/>
+    <w:lsdException w:name="macro" w:semiHidden="1" w:unhideWhenUsed="1"/>
+    <w:lsdException w:name="toa heading" w:semiHidden="1" w:unhideWhenUsed="1"/>
+    <w:lsdException w:name="List" w:semiHidden="1" w:unhideWhenUsed="1"/>
+    <w:lsdException w:name="List Bullet" w:semiHidden="1" w:unhideWhenUsed="1"/>
+    <w:lsdException w:name="List Number" w:semiHidden="1" w:unhideWhenUsed="1"/>
+    <w:lsdException w:name="List 2" w:semiHidden="1" w:unhideWhenUsed="1"/>
+    <w:lsdException w:name="List 3" w:semiHidden="1" w:unhideWhenUsed="1"/>
+    <w:lsdException w:name="List 4" w:semiHidden="1" w:unhideWhenUsed="1"/>
+    <w:lsdException w:name="List 5" w:semiHidden="1" w:unhideWhenUsed="1"/>
+    <w:lsdException w:name="List Bullet 2" w:semiHidden="1" w:unhideWhenUsed="1"/>
+    <w:lsdException w:name="List Bullet 3" w:semiHidden="1" w:unhideWhenUsed="1"/>
+    <w:lsdException w:name="List Bullet 4" w:semiHidden="1" w:unhideWhenUsed="1"/>
+    <w:lsdException w:name="List Bullet 5" w:semiHidden="1" w:unhideWhenUsed="1"/>
+    <w:lsdException w:name="List Number 2" w:semiHidden="1" w:unhideWhenUsed="1"/>
+    <w:lsdException w:name="List Number 3" w:semiHidden="1" w:unhideWhenUsed="1"/>
+    <w:lsdException w:name="List Number 4" w:semiHidden="1" w:unhideWhenUsed="1"/>
+    <w:lsdException w:name="List Number 5" w:semiHidden="1" w:unhideWhenUsed="1"/>
+    <w:lsdException w:name="Title" w:uiPriority="10" w:qFormat="1"/>
+    <w:lsdException w:name="Closing" w:semiHidden="1" w:unhideWhenUsed="1"/>
+    <w:lsdException w:name="Signature" w:semiHidden="1" w:unhideWhenUsed="1"/>
+    <w:lsdException w:name="Default Paragraph Font" w:semiHidden="1" w:uiPriority="1" w:unhideWhenUsed="1"/>
+    <w:lsdException w:name="Body Text" w:semiHidden="1" w:unhideWhenUsed="1"/>
+    <w:lsdException w:name="Body Text Indent" w:semiHidden="1" w:unhideWhenUsed="1"/>
+    <w:lsdException w:name="List Continue" w:semiHidden="1" w:unhideWhenUsed="1"/>
+    <w:lsdException w:name="List Continue 2" w:semiHidden="1" w:unhideWhenUsed="1"/>
+    <w:lsdException w:name="List Continue 3" w:semiHidden="1" w:unhideWhenUsed="1"/>
+    <w:lsdException w:name="List Continue 4" w:semiHidden="1" w:unhideWhenUsed="1"/>
+    <w:lsdException w:name="List Continue 5" w:semiHidden="1" w:unhideWhenUsed="1"/>
+    <w:lsdException w:name="Message Header" w:semiHidden="1" w:unhideWhenUsed="1"/>
+    <w:lsdException w:name="Subtitle" w:uiPriority="11" w:qFormat="1"/>
+    <w:lsdException w:name="Salutation" w:semiHidden="1" w:unhideWhenUsed="1"/>
+    <w:lsdException w:name="Date" w:semiHidden="1" w:unhideWhenUsed="1"/>
+    <w:lsdException w:name="Body Text First Indent" w:semiHidden="1" w:unhideWhenUsed="1"/>
+    <w:lsdException w:name="Body Text First Indent 2" w:semiHidden="1" w:unhideWhenUsed="1"/>
+    <w:lsdException w:name="Note Heading" w:semiHidden="1" w:unhideWhenUsed="1"/>
+    <w:lsdException w:name="Body Text 2" w:semiHidden="1" w:unhideWhenUsed="1"/>
+    <w:lsdException w:name="Body Text 3" w:semiHidden="1" w:unhideWhenUsed="1"/>
+    <w:lsdException w:name="Body Text Indent 2" w:semiHidden="1" w:unhideWhenUsed="1"/>
+    <w:lsdException w:name="Body Text Indent 3" w:semiHidden="1" w:unhideWhenUsed="1"/>
+    <w:lsdException w:name="Block Text" w:semiHidden="1" w:unhideWhenUsed="1"/>
+    <w:lsdException w:name="Hyperlink" w:semiHidden="1" w:unhideWhenUsed="1"/>
+    <w:lsdException w:name="FollowedHyperlink" w:semiHidden="1" w:unhideWhenUsed="1"/>
+    <w:lsdException w:name="Strong" w:uiPriority="22" w:qFormat="1"/>
+    <w:lsdException w:name="Emphasis" w:uiPriority="20" w:qFormat="1"/>
+    <w:lsdException w:name="Document Map" w:semiHidden="1" w:unhideWhenUsed="1"/>
+    <w:lsdException w:name="Plain Text" w:semiHidden="1" w:unhideWhenUsed="1"/>
+    <w:lsdException w:name="E-mail Signature" w:semiHidden="1" w:unhideWhenUsed="1"/>
+    <w:lsdException w:name="HTML Top of Form" w:semiHidden="1" w:unhideWhenUsed="1"/>
+    <w:lsdException w:name="HTML Bottom of Form" w:semiHidden="1" w:unhideWhenUsed="1"/>
+    <w:lsdException w:name="Normal (Web)" w:semiHidden="1" w:unhideWhenUsed="1"/>
+    <w:lsdException w:name="HTML Acronym" w:semiHidden="1" w:unhideWhenUsed="1"/>
+    <w:lsdException w:name="HTML Address" w:semiHidden="1" w:unhideWhenUsed="1"/>
+    <w:lsdException w:name="HTML Cite" w:semiHidden="1" w:unhideWhenUsed="1"/>
+    <w:lsdException w:name="HTML Code" w:semiHidden="1" w:unhideWhenUsed="1"/>
+    <w:lsdException w:name="HTML Definition" w:semiHidden="1" w:unhideWhenUsed="1"/>
+    <w:lsdException w:name="HTML Keyboard" w:semiHidden="1" w:unhideWhenUsed="1"/>
+    <w:lsdException w:name="HTML Preformatted" w:semiHidden="1" w:unhideWhenUsed="1"/>
+    <w:lsdException w:name="HTML Sample" w:semiHidden="1" w:unhideWhenUsed="1"/>
+    <w:lsdException w:name="HTML Typewriter" w:semiHidden="1" w:unhideWhenUsed="1"/>
+    <w:lsdException w:name="HTML Variable" w:semiHidden="1" w:unhideWhenUsed="1"/>
+    <w:lsdException w:name="Normal Table" w:semiHidden="1" w:unhideWhenUsed="1"/>
+    <w:lsdException w:name="annotation subject" w:semiHidden="1" w:unhideWhenUsed="1"/>
+    <w:lsdException w:name="No List" w:semiHidden="1" w:unhideWhenUsed="1"/>
+    <w:lsdException w:name="Outline List 1" w:semiHidden="1" w:unhideWhenUsed="1"/>
+    <w:lsdException w:name="Outline List 2" w:semiHidden="1" w:unhideWhenUsed="1"/>
+    <w:lsdException w:name="Outline List 3" w:semiHidden="1" w:unhideWhenUsed="1"/>
+    <w:lsdException w:name="Table Simple 1" w:semiHidden="1" w:unhideWhenUsed="1"/>
+    <w:lsdException w:name="Table Simple 2" w:semiHidden="1" w:unhideWhenUsed="1"/>
+    <w:lsdException w:name="Table Simple 3" w:semiHidden="1" w:unhideWhenUsed="1"/>
+    <w:lsdException w:name="Table Classic 1" w:semiHidden="1" w:unhideWhenUsed="1"/>
+    <w:lsdException w:name="Table Classic 2" w:semiHidden="1" w:unhideWhenUsed="1"/>
+    <w:lsdException w:name="Table Classic 3" w:semiHidden="1" w:unhideWhenUsed="1"/>
+    <w:lsdException w:name="Table Classic 4" w:semiHidden="1" w:unhideWhenUsed="1"/>
+    <w:lsdException w:name="Table Colorful 1" w:semiHidden="1" w:unhideWhenUsed="1"/>
+    <w:lsdException w:name="Table Colorful 2" w:semiHidden="1" w:unhideWhenUsed="1"/>
+    <w:lsdException w:name="Table Colorful 3" w:semiHidden="1" w:unhideWhenUsed="1"/>
+    <w:lsdException w:name="Table Columns 1" w:semiHidden="1" w:unhideWhenUsed="1"/>
+    <w:lsdException w:name="Table Columns 2" w:semiHidden="1" w:unhideWhenUsed="1"/>
+    <w:lsdException w:name="Table Columns 3" w:semiHidden="1" w:unhideWhenUsed="1"/>
+    <w:lsdException w:name="Table Columns 4" w:semiHidden="1" w:unhideWhenUsed="1"/>
+    <w:lsdException w:name="Table Columns 5" w:semiHidden="1" w:unhideWhenUsed="1"/>
+    <w:lsdException w:name="Table Grid 1" w:semiHidden="1" w:unhideWhenUsed="1"/>
+    <w:lsdException w:name="Table Grid 2" w:semiHidden="1" w:unhideWhenUsed="1"/>
+    <w:lsdException w:name="Table Grid 3" w:semiHidden="1" w:unhideWhenUsed="1"/>
+    <w:lsdException w:name="Table Grid 4" w:semiHidden="1" w:unhideWhenUsed="1"/>
+    <w:lsdException w:name="Table Grid 5" w:semiHidden="1" w:unhideWhenUsed="1"/>
+    <w:lsdException w:name="Table Grid 6" w:semiHidden="1" w:unhideWhenUsed="1"/>
+    <w:lsdException w:name="Table Grid 7" w:semiHidden="1" w:unhideWhenUsed="1"/>
+    <w:lsdException w:name="Table Grid 8" w:semiHidden="1" w:unhideWhenUsed="1"/>
+    <w:lsdException w:name="Table List 1" w:semiHidden="1" w:unhideWhenUsed="1"/>
+    <w:lsdException w:name="Table List 2" w:semiHidden="1" w:unhideWhenUsed="1"/>
+    <w:lsdException w:name="Table List 3" w:semiHidden="1" w:unhideWhenUsed="1"/>
+    <w:lsdException w:name="Table List 4" w:semiHidden="1" w:unhideWhenUsed="1"/>
+    <w:lsdException w:name="Table List 5" w:semiHidden="1" w:unhideWhenUsed="1"/>
+    <w:lsdException w:name="Table List 6" w:semiHidden="1" w:unhideWhenUsed="1"/>
+    <w:lsdException w:name="Table List 7" w:semiHidden="1" w:unhideWhenUsed="1"/>
+    <w:lsdException w:name="Table List 8" w:semiHidden="1" w:unhideWhenUsed="1"/>
+    <w:lsdException w:name="Table 3D effects 1" w:semiHidden="1" w:unhideWhenUsed="1"/>
+    <w:lsdException w:name="Table 3D effects 2" w:semiHidden="1" w:unhideWhenUsed="1"/>
+    <w:lsdException w:name="Table 3D effects 3" w:semiHidden="1" w:unhideWhenUsed="1"/>
+    <w:lsdException w:name="Table Contemporary" w:semiHidden="1" w:unhideWhenUsed="1"/>
+    <w:lsdException w:name="Table Elegant" w:semiHidden="1" w:unhideWhenUsed="1"/>
+    <w:lsdException w:name="Table Professional" w:semiHidden="1" w:unhideWhenUsed="1"/>
+    <w:lsdException w:name="Table Subtle 1" w:semiHidden="1" w:unhideWhenUsed="1"/>
+    <w:lsdException w:name="Table Subtle 2" w:semiHidden="1" w:unhideWhenUsed="1"/>
+    <w:lsdException w:name="Table Web 1" w:semiHidden="1" w:unhideWhenUsed="1"/>
+    <w:lsdException w:name="Table Web 2" w:semiHidden="1" w:unhideWhenUsed="1"/>
+    <w:lsdException w:name="Table Web 3" w:semiHidden="1" w:unhideWhenUsed="1"/>
+    <w:lsdException w:name="Balloon Text" w:semiHidden="1" w:unhideWhenUsed="1"/>
+    <w:lsdException w:name="Table Grid" w:uiPriority="39"/>
+    <w:lsdException w:name="Table Theme" w:semiHidden="1" w:unhideWhenUsed="1"/>
+    <w:lsdException w:name="Placeholder Text" w:semiHidden="1"/>
+    <w:lsdException w:name="No Spacing" w:uiPriority="1" w:qFormat="1"/>
+    <w:lsdException w:name="Light Shading" w:uiPriority="60"/>
+    <w:lsdException w:name="Light List" w:uiPriority="61"/>
+    <w:lsdException w:name="Light Grid" w:uiPriority="62"/>
+    <w:lsdException w:name="Medium Shading 1" w:uiPriority="63"/>
+    <w:lsdException w:name="Medium Shading 2" w:uiPriority="64"/>
+    <w:lsdException w:name="Medium List 1" w:uiPriority="65"/>
+    <w:lsdException w:name="Medium List 2" w:uiPriority="66"/>
+    <w:lsdException w:name="Medium Grid 1" w:uiPriority="67"/>
+    <w:lsdException w:name="Medium Grid 2" w:uiPriority="68"/>
+    <w:lsdException w:name="Medium Grid 3" w:uiPriority="69"/>
+    <w:lsdException w:name="Dark List" w:uiPriority="70"/>
+    <w:lsdException w:name="Colorful Shading" w:uiPriority="71"/>
+    <w:lsdException w:name="Colorful List" w:uiPriority="72"/>
+    <w:lsdException w:name="Colorful Grid" w:uiPriority="73"/>
+    <w:lsdException w:name="Light Shading Accent 1" w:uiPriority="60"/>
+    <w:lsdException w:name="Light List Accent 1" w:uiPriority="61"/>
+    <w:lsdException w:name="Light Grid Accent 1" w:uiPriority="62"/>
+    <w:lsdException w:name="Medium Shading 1 Accent 1" w:uiPriority="63"/>
+    <w:lsdException w:name="Medium Shading 2 Accent 1" w:uiPriority="64"/>
+    <w:lsdException w:name="Medium List 1 Accent 1" w:uiPriority="65"/>
+    <w:lsdException w:name="Revision" w:semiHidden="1"/>
+    <w:lsdException w:name="List Paragraph" w:uiPriority="34" w:qFormat="1"/>
+    <w:lsdException w:name="Quote" w:uiPriority="29" w:qFormat="1"/>
+    <w:lsdException w:name="Intense Quote" w:uiPriority="30" w:qFormat="1"/>
+    <w:lsdException w:name="Medium List 2 Accent 1" w:uiPriority="66"/>
+    <w:lsdException w:name="Medium Grid 1 Accent 1" w:uiPriority="67"/>
+    <w:lsdException w:name="Medium Grid 2 Accent 1" w:uiPriority="68"/>
+    <w:lsdException w:name="Medium Grid 3 Accent 1" w:uiPriority="69"/>
+    <w:lsdException w:name="Dark List Accent 1" w:uiPriority="70"/>
+    <w:lsdException w:name="Colorful Shading Accent 1" w:uiPriority="71"/>
+    <w:lsdException w:name="Colorful List Accent 1" w:uiPriority="72"/>
+    <w:lsdException w:name="Colorful Grid Accent 1" w:uiPriority="73"/>
+    <w:lsdException w:name="Light Shading Accent 2" w:uiPriority="60"/>
+    <w:lsdException w:name="Light List Accent 2" w:uiPriority="61"/>
+    <w:lsdException w:name="Light Grid Accent 2" w:uiPriority="62"/>
+    <w:lsdException w:name="Medium Shading 1 Accent 2" w:uiPriority="63"/>
+    <w:lsdException w:name="Medium Shading 2 Accent 2" w:uiPriority="64"/>
+    <w:lsdException w:name="Medium List 1 Accent 2" w:uiPriority="65"/>
+    <w:lsdException w:name="Medium List 2 Accent 2" w:uiPriority="66"/>
+    <w:lsdException w:name="Medium Grid 1 Accent 2" w:uiPriority="67"/>
+    <w:lsdException w:name="Medium Grid 2 Accent 2" w:uiPriority="68"/>
+    <w:lsdException w:name="Medium Grid 3 Accent 2" w:uiPriority="69"/>
+    <w:lsdException w:name="Dark List Accent 2" w:uiPriority="70"/>
+    <w:lsdException w:name="Colorful Shading Accent 2" w:uiPriority="71"/>
+    <w:lsdException w:name="Colorful List Accent 2" w:uiPriority="72"/>
+    <w:lsdException w:name="Colorful Grid Accent 2" w:uiPriority="73"/>
+    <w:lsdException w:name="Light Shading Accent 3" w:uiPriority="60"/>
+    <w:lsdException w:name="Light List Accent 3" w:uiPriority="61"/>
+    <w:lsdException w:name="Light Grid Accent 3" w:uiPriority="62"/>
+    <w:lsdException w:name="Medium Shading 1 Accent 3" w:uiPriority="63"/>
+    <w:lsdException w:name="Medium Shading 2 Accent 3" w:uiPriority="64"/>
+    <w:lsdException w:name="Medium List 1 Accent 3" w:uiPriority="65"/>
+    <w:lsdException w:name="Medium List 2 Accent 3" w:uiPriority="66"/>
+    <w:lsdException w:name="Medium Grid 1 Accent 3" w:uiPriority="67"/>
+    <w:lsdException w:name="Medium Grid 2 Accent 3" w:uiPriority="68"/>
+    <w:lsdException w:name="Medium Grid 3 Accent 3" w:uiPriority="69"/>
+    <w:lsdException w:name="Dark List Accent 3" w:uiPriority="70"/>
+    <w:lsdException w:name="Colorful Shading Accent 3" w:uiPriority="71"/>
+    <w:lsdException w:name="Colorful List Accent 3" w:uiPriority="72"/>
+    <w:lsdException w:name="Colorful Grid Accent 3" w:uiPriority="73"/>
+    <w:lsdException w:name="Light Shading Accent 4" w:uiPriority="60"/>
+    <w:lsdException w:name="Light List Accent 4" w:uiPriority="61"/>
+    <w:lsdException w:name="Light Grid Accent 4" w:uiPriority="62"/>
+    <w:lsdException w:name="Medium Shading 1 Accent 4" w:uiPriority="63"/>
+    <w:lsdException w:name="Medium Shading 2 Accent 4" w:uiPriority="64"/>
+    <w:lsdException w:name="Medium List 1 Accent 4" w:uiPriority="65"/>
+    <w:lsdException w:name="Medium List 2 Accent 4" w:uiPriority="66"/>
+    <w:lsdException w:name="Medium Grid 1 Accent 4" w:uiPriority="67"/>
+    <w:lsdException w:name="Medium Grid 2 Accent 4" w:uiPriority="68"/>
+    <w:lsdException w:name="Medium Grid 3 Accent 4" w:uiPriority="69"/>
+    <w:lsdException w:name="Dark List Accent 4" w:uiPriority="70"/>
+    <w:lsdException w:name="Colorful Shading Accent 4" w:uiPriority="71"/>
+    <w:lsdException w:name="Colorful List Accent 4" w:uiPriority="72"/>
+    <w:lsdException w:name="Colorful Grid Accent 4" w:uiPriority="73"/>
+    <w:lsdException w:name="Light Shading Accent 5" w:uiPriority="60"/>
+    <w:lsdException w:name="Light List Accent 5" w:uiPriority="61"/>
+    <w:lsdException w:name="Light Grid Accent 5" w:uiPriority="62"/>
+    <w:lsdException w:name="Medium Shading 1 Accent 5" w:uiPriority="63"/>
+    <w:lsdException w:name="Medium Shading 2 Accent 5" w:uiPriority="64"/>
+    <w:lsdException w:name="Medium List 1 Accent 5" w:uiPriority="65"/>
+    <w:lsdException w:name="Medium List 2 Accent 5" w:uiPriority="66"/>
+    <w:lsdException w:name="Medium Grid 1 Accent 5" w:uiPriority="67"/>
+    <w:lsdException w:name="Medium Grid 2 Accent 5" w:uiPriority="68"/>
+    <w:lsdException w:name="Medium Grid 3 Accent 5" w:uiPriority="69"/>
+    <w:lsdException w:name="Dark List Accent 5" w:uiPriority="70"/>
+    <w:lsdException w:name="Colorful Shading Accent 5" w:uiPriority="71"/>
+    <w:lsdException w:name="Colorful List Accent 5" w:uiPriority="72"/>
+    <w:lsdException w:name="Colorful Grid Accent 5" w:uiPriority="73"/>
+    <w:lsdException w:name="Light Shading Accent 6" w:uiPriority="60"/>
+    <w:lsdException w:name="Light List Accent 6" w:uiPriority="61"/>
+    <w:lsdException w:name="Light Grid Accent 6" w:uiPriority="62"/>
+    <w:lsdException w:name="Medium Shading 1 Accent 6" w:uiPriority="63"/>
+    <w:lsdException w:name="Medium Shading 2 Accent 6" w:uiPriority="64"/>
+    <w:lsdException w:name="Medium List 1 Accent 6" w:uiPriority="65"/>
+    <w:lsdException w:name="Medium List 2 Accent 6" w:uiPriority="66"/>
+    <w:lsdException w:name="Medium Grid 1 Accent 6" w:uiPriority="67"/>
+    <w:lsdException w:name="Medium Grid 2 Accent 6" w:uiPriority="68"/>
+    <w:lsdException w:name="Medium Grid 3 Accent 6" w:uiPriority="69"/>
+    <w:lsdException w:name="Dark List Accent 6" w:uiPriority="70"/>
+    <w:lsdException w:name="Colorful Shading Accent 6" w:uiPriority="71"/>
+    <w:lsdException w:name="Colorful List Accent 6" w:uiPriority="72"/>
+    <w:lsdException w:name="Colorful Grid Accent 6" w:uiPriority="73"/>
+    <w:lsdException w:name="Subtle Emphasis" w:uiPriority="19" w:qFormat="1"/>
+    <w:lsdException w:name="Intense Emphasis" w:uiPriority="21" w:qFormat="1"/>
+    <w:lsdException w:name="Subtle Reference" w:uiPriority="31" w:qFormat="1"/>
+    <w:lsdException w:name="Intense Reference" w:uiPriority="32" w:qFormat="1"/>
+    <w:lsdException w:name="Book Title" w:uiPriority="33" w:qFormat="1"/>
+    <w:lsdException w:name="Bibliography" w:semiHidden="1" w:uiPriority="37" w:unhideWhenUsed="1"/>
+    <w:lsdException w:name="TOC Heading" w:semiHidden="1" w:uiPriority="39" w:unhideWhenUsed="1" w:qFormat="1"/>
+    <w:lsdException w:name="Plain Table 1" w:uiPriority="41"/>
+    <w:lsdException w:name="Plain Table 2" w:uiPriority="42"/>
+    <w:lsdException w:name="Plain Table 3" w:uiPriority="43"/>
+    <w:lsdException w:name="Plain Table 4" w:uiPriority="44"/>
+    <w:lsdException w:name="Plain Table 5" w:uiPriority="45"/>
+    <w:lsdException w:name="Grid Table Light" w:uiPriority="40"/>
+    <w:lsdException w:name="Grid Table 1 Light" w:uiPriority="46"/>
+    <w:lsdException w:name="Grid Table 2" w:uiPriority="47"/>
+    <w:lsdException w:name="Grid Table 3" w:uiPriority="48"/>
+    <w:lsdException w:name="Grid Table 4" w:uiPriority="49"/>
+    <w:lsdException w:name="Grid Table 5 Dark" w:uiPriority="50"/>
+    <w:lsdException w:name="Grid Table 6 Colorful" w:uiPriority="51"/>
+    <w:lsdException w:name="Grid Table 7 Colorful" w:uiPriority="52"/>
+    <w:lsdException w:name="Grid Table 1 Light Accent 1" w:uiPriority="46"/>
+    <w:lsdException w:name="Grid Table 2 Accent 1" w:uiPriority="47"/>
+    <w:lsdException w:name="Grid Table 3 Accent 1" w:uiPriority="48"/>
+    <w:lsdException w:name="Grid Table 4 Accent 1" w:uiPriority="49"/>
+    <w:lsdException w:name="Grid Table 5 Dark Accent 1" w:uiPriority="50"/>
+    <w:lsdException w:name="Grid Table 6 Colorful Accent 1" w:uiPriority="51"/>
+    <w:lsdException w:name="Grid Table 7 Colorful Accent 1" w:uiPriority="52"/>
+    <w:lsdException w:name="Grid Table 1 Light Accent 2" w:uiPriority="46"/>
+    <w:lsdException w:name="Grid Table 2 Accent 2" w:uiPriority="47"/>
+    <w:lsdException w:name="Grid Table 3 Accent 2" w:uiPriority="48"/>
+    <w:lsdException w:name="Grid Table 4 Accent 2" w:uiPriority="49"/>
+    <w:lsdException w:name="Grid Table 5 Dark Accent 2" w:uiPriority="50"/>
+    <w:lsdException w:name="Grid Table 6 Colorful Accent 2" w:uiPriority="51"/>
+    <w:lsdException w:name="Grid Table 7 Colorful Accent 2" w:uiPriority="52"/>
+    <w:lsdException w:name="Grid Table 1 Light Accent 3" w:uiPriority="46"/>
+    <w:lsdException w:name="Grid Table 2 Accent 3" w:uiPriority="47"/>
+    <w:lsdException w:name="Grid Table 3 Accent 3" w:uiPriority="48"/>
+    <w:lsdException w:name="Grid Table 4 Accent 3" w:uiPriority="49"/>
+    <w:lsdException w:name="Grid Table 5 Dark Accent 3" w:uiPriority="50"/>
+    <w:lsdException w:name="Grid Table 6 Colorful Accent 3" w:uiPriority="51"/>
+    <w:lsdException w:name="Grid Table 7 Colorful Accent 3" w:uiPriority="52"/>
+    <w:lsdException w:name="Grid Table 1 Light Accent 4" w:uiPriority="46"/>
+    <w:lsdException w:name="Grid Table 2 Accent 4" w:uiPriority="47"/>
+    <w:lsdException w:name="Grid Table 3 Accent 4" w:uiPriority="48"/>
+    <w:lsdException w:name="Grid Table 4 Accent 4" w:uiPriority="49"/>
+    <w:lsdException w:name="Grid Table 5 Dark Accent 4" w:uiPriority="50"/>
+    <w:lsdException w:name="Grid Table 6 Colorful Accent 4" w:uiPriority="51"/>
+    <w:lsdException w:name="Grid Table 7 Colorful Accent 4" w:uiPriority="52"/>
+    <w:lsdException w:name="Grid Table 1 Light Accent 5" w:uiPriority="46"/>
+    <w:lsdException w:name="Grid Table 2 Accent 5" w:uiPriority="47"/>
+    <w:lsdException w:name="Grid Table 3 Accent 5" w:uiPriority="48"/>
+    <w:lsdException w:name="Grid Table 4 Accent 5" w:uiPriority="49"/>
+    <w:lsdException w:name="Grid Table 5 Dark Accent 5" w:uiPriority="50"/>
+    <w:lsdException w:name="Grid Table 6 Colorful Accent 5" w:uiPriority="51"/>
+    <w:lsdException w:name="Grid Table 7 Colorful Accent 5" w:uiPriority="52"/>
+    <w:lsdException w:name="Grid Table 1 Light Accent 6" w:uiPriority="46"/>
+    <w:lsdException w:name="Grid Table 2 Accent 6" w:uiPriority="47"/>
+    <w:lsdException w:name="Grid Table 3 Accent 6" w:uiPriority="48"/>
+    <w:lsdException w:name="Grid Table 4 Accent 6" w:uiPriority="49"/>
+    <w:lsdException w:name="Grid Table 5 Dark Accent 6" w:uiPriority="50"/>
+    <w:lsdException w:name="Grid Table 6 Colorful Accent 6" w:uiPriority="51"/>
+    <w:lsdException w:name="Grid Table 7 Colorful Accent 6" w:uiPriority="52"/>
+    <w:lsdException w:name="List Table 1 Light" w:uiPriority="46"/>
+    <w:lsdException w:name="List Table 2" w:uiPriority="47"/>
+    <w:lsdException w:name="List Table 3" w:uiPriority="48"/>
+    <w:lsdException w:name="List Table 4" w:uiPriority="49"/>
+    <w:lsdException w:name="List Table 5 Dark" w:uiPriority="50"/>
+    <w:lsdException w:name="List Table 6 Colorful" w:uiPriority="51"/>
+    <w:lsdException w:name="List Table 7 Colorful" w:uiPriority="52"/>
+    <w:lsdException w:name="List Table 1 Light Accent 1" w:uiPriority="46"/>
+    <w:lsdException w:name="List Table 2 Accent 1" w:uiPriority="47"/>
+    <w:lsdException w:name="List Table 3 Accent 1" w:uiPriority="48"/>
+    <w:lsdException w:name="List Table 4 Accent 1" w:uiPriority="49"/>
+    <w:lsdException w:name="List Table 5 Dark Accent 1" w:uiPriority="50"/>
+    <w:lsdException w:name="List Table 6 Colorful Accent 1" w:uiPriority="51"/>
+    <w:lsdException w:name="List Table 7 Colorful Accent 1" w:uiPriority="52"/>
+    <w:lsdException w:name="List Table 1 Light Accent 2" w:uiPriority="46"/>
+    <w:lsdException w:name="List Table 2 Accent 2" w:uiPriority="47"/>
+    <w:lsdException w:name="List Table 3 Accent 2" w:uiPriority="48"/>
+    <w:lsdException w:name="List Table 4 Accent 2" w:uiPriority="49"/>
+    <w:lsdException w:name="List Table 5 Dark Accent 2" w:uiPriority="50"/>
+    <w:lsdException w:name="List Table 6 Colorful Accent 2" w:uiPriority="51"/>
+    <w:lsdException w:name="List Table 7 Colorful Accent 2" w:uiPriority="52"/>
+    <w:lsdException w:name="List Table 1 Light Accent 3" w:uiPriority="46"/>
+    <w:lsdException w:name="List Table 2 Accent 3" w:uiPriority="47"/>
+    <w:lsdException w:name="List Table 3 Accent 3" w:uiPriority="48"/>
+    <w:lsdException w:name="List Table 4 Accent 3" w:uiPriority="49"/>
+    <w:lsdException w:name="List Table 5 Dark Accent 3" w:uiPriority="50"/>
+    <w:lsdException w:name="List Table 6 Colorful Accent 3" w:uiPriority="51"/>
+    <w:lsdException w:name="List Table 7 Colorful Accent 3" w:uiPriority="52"/>
+    <w:lsdException w:name="List Table 1 Light Accent 4" w:uiPriority="46"/>
+    <w:lsdException w:name="List Table 2 Accent 4" w:uiPriority="47"/>
+    <w:lsdException w:name="List Table 3 Accent 4" w:uiPriority="48"/>
+    <w:lsdException w:name="List Table 4 Accent 4" w:uiPriority="49"/>
+    <w:lsdException w:name="List Table 5 Dark Accent 4" w:uiPriority="50"/>
+    <w:lsdException w:name="List Table 6 Colorful Accent 4" w:uiPriority="51"/>
+    <w:lsdException w:name="List Table 7 Colorful Accent 4" w:uiPriority="52"/>
+    <w:lsdException w:name="List Table 1 Light Accent 5" w:uiPriority="46"/>
+    <w:lsdException w:name="List Table 2 Accent 5" w:uiPriority="47"/>
+    <w:lsdException w:name="List Table 3 Accent 5" w:uiPriority="48"/>
+    <w:lsdException w:name="List Table 4 Accent 5" w:uiPriority="49"/>
+    <w:lsdException w:name="List Table 5 Dark Accent 5" w:uiPriority="50"/>
+    <w:lsdException w:name="List Table 6 Colorful Accent 5" w:uiPriority="51"/>
+    <w:lsdException w:name="List Table 7 Colorful Accent 5" w:uiPriority="52"/>
+    <w:lsdException w:name="List Table 1 Light Accent 6" w:uiPriority="46"/>
+    <w:lsdException w:name="List Table 2 Accent 6" w:uiPriority="47"/>
+    <w:lsdException w:name="List Table 3 Accent 6" w:uiPriority="48"/>
+    <w:lsdException w:name="List Table 4 Accent 6" w:uiPriority="49"/>
+    <w:lsdException w:name="List Table 5 Dark Accent 6" w:uiPriority="50"/>
+    <w:lsdException w:name="List Table 6 Colorful Accent 6" w:uiPriority="51"/>
+    <w:lsdException w:name="List Table 7 Colorful Accent 6" w:uiPriority="52"/>
+    <w:lsdException w:name="Mention" w:semiHidden="1" w:unhideWhenUsed="1"/>
+    <w:lsdException w:name="Smart Hyperlink" w:semiHidden="1" w:unhideWhenUsed="1"/>
+    <w:lsdException w:name="Hashtag" w:semiHidden="1" w:unhideWhenUsed="1"/>
+    <w:lsdException w:name="Unresolved Mention" w:semiHidden="1" w:unhideWhenUsed="1"/>
+    <w:lsdException w:name="Smart Link" w:semiHidden="1" w:unhideWhenUsed="1"/>
   </w:latentStyles>
   <w:style w:type="paragraph" w:default="1" w:styleId="a">
     <w:name w:val="Normal"/>
@@ -993,7 +1730,7 @@
   <a:extraClrSchemeLst/>
   <a:extLst>
     <a:ext uri="{05A4C25C-085E-4340-85A3-A5531E510DB2}">
-      <thm15:themeFamily xmlns:thm15="http://schemas.microsoft.com/office/thememl/2012/main" xmlns="" name="Office Theme" id="{62F939B6-93AF-4DB8-9C6B-D6C7DFDC589F}" vid="{4A3C46E8-61CC-4603-A589-7422A47A8E4A}"/>
+      <thm15:themeFamily xmlns:thm15="http://schemas.microsoft.com/office/thememl/2012/main" name="Office Theme" id="{62F939B6-93AF-4DB8-9C6B-D6C7DFDC589F}" vid="{4A3C46E8-61CC-4603-A589-7422A47A8E4A}"/>
     </a:ext>
   </a:extLst>
 </a:theme>

--- a/report.docx
+++ b/report.docx
@@ -532,6 +532,7 @@
           </w:placeholder>
           <w:text/>
         </w:sdtPr>
+        <w:sdtEndPr/>
         <w:sdtContent>
           <w:r>
             <w:rPr>
@@ -601,6 +602,7 @@
           </w:placeholder>
           <w:text/>
         </w:sdtPr>
+        <w:sdtEndPr/>
         <w:sdtContent>
           <w:r>
             <w:rPr>
@@ -720,8 +722,6 @@
         </w:rPr>
         <w:t xml:space="preserve">и </w:t>
       </w:r>
-      <w:bookmarkStart w:id="0" w:name="_GoBack"/>
-      <w:bookmarkEnd w:id="0"/>
       <w:r>
         <w:rPr>
           <w:rFonts w:ascii="Times New Roman" w:eastAsia="Times New Roman" w:hAnsi="Times New Roman" w:cs="Times New Roman"/>
@@ -772,6 +772,7 @@
         </w:placeholder>
         <w:text/>
       </w:sdtPr>
+      <w:sdtEndPr/>
       <w:sdtContent>
         <w:p>
           <w:pPr>
@@ -799,18 +800,7 @@
               <w:lang w:eastAsia="ru-RU"/>
               <w14:ligatures w14:val="none"/>
             </w:rPr>
-            <w:t>Мясников Артём Валерьевич</w:t>
-          </w:r>
-          <w:r>
-            <w:rPr>
-              <w:rFonts w:ascii="Times New Roman" w:eastAsia="Times New Roman" w:hAnsi="Times New Roman" w:cs="Times New Roman"/>
-              <w:kern w:val="0"/>
-              <w:sz w:val="24"/>
-              <w:szCs w:val="24"/>
-              <w:lang w:eastAsia="ru-RU"/>
-              <w14:ligatures w14:val="none"/>
-            </w:rPr>
-            <w:t xml:space="preserve"> P3123</w:t>
+            <w:t>Мясников Артём Валерьевич P3123</w:t>
           </w:r>
         </w:p>
       </w:sdtContent>
@@ -831,6 +821,7 @@
         </w:placeholder>
         <w:text/>
       </w:sdtPr>
+      <w:sdtEndPr/>
       <w:sdtContent>
         <w:p>
           <w:pPr>
@@ -858,40 +849,7 @@
               <w:lang w:eastAsia="ru-RU"/>
               <w14:ligatures w14:val="none"/>
             </w:rPr>
-            <w:t>Музыка</w:t>
-          </w:r>
-          <w:r>
-            <w:rPr>
-              <w:rFonts w:ascii="Times New Roman" w:eastAsia="Times New Roman" w:hAnsi="Times New Roman" w:cs="Times New Roman"/>
-              <w:kern w:val="0"/>
-              <w:sz w:val="24"/>
-              <w:szCs w:val="24"/>
-              <w:lang w:eastAsia="ru-RU"/>
-              <w14:ligatures w14:val="none"/>
-            </w:rPr>
-            <w:t xml:space="preserve"> </w:t>
-          </w:r>
-          <w:r>
-            <w:rPr>
-              <w:rFonts w:ascii="Times New Roman" w:eastAsia="Times New Roman" w:hAnsi="Times New Roman" w:cs="Times New Roman"/>
-              <w:kern w:val="0"/>
-              <w:sz w:val="24"/>
-              <w:szCs w:val="24"/>
-              <w:lang w:eastAsia="ru-RU"/>
-              <w14:ligatures w14:val="none"/>
-            </w:rPr>
-            <w:t xml:space="preserve">Олег Сергеевич </w:t>
-          </w:r>
-          <w:r>
-            <w:rPr>
-              <w:rFonts w:ascii="Times New Roman" w:eastAsia="Times New Roman" w:hAnsi="Times New Roman" w:cs="Times New Roman"/>
-              <w:kern w:val="0"/>
-              <w:sz w:val="24"/>
-              <w:szCs w:val="24"/>
-              <w:lang w:eastAsia="ru-RU"/>
-              <w14:ligatures w14:val="none"/>
-            </w:rPr>
-            <w:t>P3120</w:t>
+            <w:t>Музыка Олег Сергеевич P3120</w:t>
           </w:r>
         </w:p>
       </w:sdtContent>
@@ -912,6 +870,7 @@
         </w:placeholder>
         <w:text/>
       </w:sdtPr>
+      <w:sdtEndPr/>
       <w:sdtContent>
         <w:p>
           <w:pPr>
@@ -939,29 +898,7 @@
               <w:lang w:eastAsia="ru-RU"/>
               <w14:ligatures w14:val="none"/>
             </w:rPr>
-            <w:t>Гнездилов Дмитрий</w:t>
-          </w:r>
-          <w:r>
-            <w:rPr>
-              <w:rFonts w:ascii="Times New Roman" w:eastAsia="Times New Roman" w:hAnsi="Times New Roman" w:cs="Times New Roman"/>
-              <w:kern w:val="0"/>
-              <w:sz w:val="24"/>
-              <w:szCs w:val="24"/>
-              <w:lang w:eastAsia="ru-RU"/>
-              <w14:ligatures w14:val="none"/>
-            </w:rPr>
-            <w:t xml:space="preserve"> </w:t>
-          </w:r>
-          <w:r>
-            <w:rPr>
-              <w:rFonts w:ascii="Times New Roman" w:eastAsia="Times New Roman" w:hAnsi="Times New Roman" w:cs="Times New Roman"/>
-              <w:kern w:val="0"/>
-              <w:sz w:val="24"/>
-              <w:szCs w:val="24"/>
-              <w:lang w:eastAsia="ru-RU"/>
-              <w14:ligatures w14:val="none"/>
-            </w:rPr>
-            <w:t>Вадимович P3123</w:t>
+            <w:t>Гнездилов Дмитрий Вадимович P3123</w:t>
           </w:r>
         </w:p>
       </w:sdtContent>
@@ -982,6 +919,7 @@
         </w:placeholder>
         <w:text/>
       </w:sdtPr>
+      <w:sdtEndPr/>
       <w:sdtContent>
         <w:p>
           <w:pPr>
@@ -1009,29 +947,7 @@
               <w:lang w:eastAsia="ru-RU"/>
               <w14:ligatures w14:val="none"/>
             </w:rPr>
-            <w:t>Исаев Сергей</w:t>
-          </w:r>
-          <w:r>
-            <w:rPr>
-              <w:rFonts w:ascii="Times New Roman" w:eastAsia="Times New Roman" w:hAnsi="Times New Roman" w:cs="Times New Roman"/>
-              <w:kern w:val="0"/>
-              <w:sz w:val="24"/>
-              <w:szCs w:val="24"/>
-              <w:lang w:eastAsia="ru-RU"/>
-              <w14:ligatures w14:val="none"/>
-            </w:rPr>
-            <w:t xml:space="preserve"> </w:t>
-          </w:r>
-          <w:r>
-            <w:rPr>
-              <w:rFonts w:ascii="Times New Roman" w:eastAsia="Times New Roman" w:hAnsi="Times New Roman" w:cs="Times New Roman"/>
-              <w:kern w:val="0"/>
-              <w:sz w:val="24"/>
-              <w:szCs w:val="24"/>
-              <w:lang w:eastAsia="ru-RU"/>
-              <w14:ligatures w14:val="none"/>
-            </w:rPr>
-            <w:t>Алексеевич P3123</w:t>
+            <w:t>Исаев Сергей Алексеевич P3123</w:t>
           </w:r>
         </w:p>
       </w:sdtContent>
@@ -1052,6 +968,7 @@
         </w:placeholder>
         <w:text/>
       </w:sdtPr>
+      <w:sdtEndPr/>
       <w:sdtContent>
         <w:p>
           <w:pPr>
@@ -1079,51 +996,7 @@
               <w:lang w:eastAsia="ru-RU"/>
               <w14:ligatures w14:val="none"/>
             </w:rPr>
-            <w:t>Лебедев</w:t>
-          </w:r>
-          <w:r>
-            <w:rPr>
-              <w:rFonts w:ascii="Times New Roman" w:eastAsia="Times New Roman" w:hAnsi="Times New Roman" w:cs="Times New Roman"/>
-              <w:kern w:val="0"/>
-              <w:sz w:val="24"/>
-              <w:szCs w:val="24"/>
-              <w:lang w:eastAsia="ru-RU"/>
-              <w14:ligatures w14:val="none"/>
-            </w:rPr>
-            <w:t xml:space="preserve"> </w:t>
-          </w:r>
-          <w:r>
-            <w:rPr>
-              <w:rFonts w:ascii="Times New Roman" w:eastAsia="Times New Roman" w:hAnsi="Times New Roman" w:cs="Times New Roman"/>
-              <w:kern w:val="0"/>
-              <w:sz w:val="24"/>
-              <w:szCs w:val="24"/>
-              <w:lang w:eastAsia="ru-RU"/>
-              <w14:ligatures w14:val="none"/>
-            </w:rPr>
-            <w:t>Алексей</w:t>
-          </w:r>
-          <w:r>
-            <w:rPr>
-              <w:rFonts w:ascii="Times New Roman" w:eastAsia="Times New Roman" w:hAnsi="Times New Roman" w:cs="Times New Roman"/>
-              <w:kern w:val="0"/>
-              <w:sz w:val="24"/>
-              <w:szCs w:val="24"/>
-              <w:lang w:eastAsia="ru-RU"/>
-              <w14:ligatures w14:val="none"/>
-            </w:rPr>
-            <w:t xml:space="preserve"> </w:t>
-          </w:r>
-          <w:r>
-            <w:rPr>
-              <w:rFonts w:ascii="Times New Roman" w:eastAsia="Times New Roman" w:hAnsi="Times New Roman" w:cs="Times New Roman"/>
-              <w:kern w:val="0"/>
-              <w:sz w:val="24"/>
-              <w:szCs w:val="24"/>
-              <w:lang w:eastAsia="ru-RU"/>
-              <w14:ligatures w14:val="none"/>
-            </w:rPr>
-            <w:t>Алексеевич P3123</w:t>
+            <w:t>Лебедев Алексей Алексеевич P3123</w:t>
           </w:r>
         </w:p>
       </w:sdtContent>
@@ -1144,6 +1017,7 @@
         </w:placeholder>
         <w:text/>
       </w:sdtPr>
+      <w:sdtEndPr/>
       <w:sdtContent>
         <w:p>
           <w:pPr>
@@ -1162,80 +1036,6 @@
               <w14:ligatures w14:val="none"/>
             </w:rPr>
           </w:pPr>
-          <w:sdt>
-            <w:sdtPr>
-              <w:rPr>
-                <w:rFonts w:ascii="Times New Roman" w:eastAsia="Times New Roman" w:hAnsi="Times New Roman" w:cs="Times New Roman"/>
-                <w:kern w:val="0"/>
-                <w:sz w:val="24"/>
-                <w:szCs w:val="24"/>
-                <w:lang w:eastAsia="ru-RU"/>
-                <w14:ligatures w14:val="none"/>
-              </w:rPr>
-              <w:id w:val="-905836312"/>
-              <w:placeholder>
-                <w:docPart w:val="B8AEE3A36E2541D393D8F3A17F21267A"/>
-              </w:placeholder>
-              <w:text/>
-            </w:sdtPr>
-            <w:sdtContent>
-              <w:r>
-                <w:rPr>
-                  <w:rFonts w:ascii="Times New Roman" w:eastAsia="Times New Roman" w:hAnsi="Times New Roman" w:cs="Times New Roman"/>
-                  <w:kern w:val="0"/>
-                  <w:sz w:val="24"/>
-                  <w:szCs w:val="24"/>
-                  <w:lang w:eastAsia="ru-RU"/>
-                  <w14:ligatures w14:val="none"/>
-                </w:rPr>
-                <w:t>Лебедев</w:t>
-              </w:r>
-              <w:r>
-                <w:rPr>
-                  <w:rFonts w:ascii="Times New Roman" w:eastAsia="Times New Roman" w:hAnsi="Times New Roman" w:cs="Times New Roman"/>
-                  <w:kern w:val="0"/>
-                  <w:sz w:val="24"/>
-                  <w:szCs w:val="24"/>
-                  <w:lang w:eastAsia="ru-RU"/>
-                  <w14:ligatures w14:val="none"/>
-                </w:rPr>
-                <w:t xml:space="preserve"> </w:t>
-              </w:r>
-              <w:r>
-                <w:rPr>
-                  <w:rFonts w:ascii="Times New Roman" w:eastAsia="Times New Roman" w:hAnsi="Times New Roman" w:cs="Times New Roman"/>
-                  <w:kern w:val="0"/>
-                  <w:sz w:val="24"/>
-                  <w:szCs w:val="24"/>
-                  <w:lang w:eastAsia="ru-RU"/>
-                  <w14:ligatures w14:val="none"/>
-                </w:rPr>
-                <w:t>Александр</w:t>
-              </w:r>
-              <w:r>
-                <w:rPr>
-                  <w:rFonts w:ascii="Times New Roman" w:eastAsia="Times New Roman" w:hAnsi="Times New Roman" w:cs="Times New Roman"/>
-                  <w:kern w:val="0"/>
-                  <w:sz w:val="24"/>
-                  <w:szCs w:val="24"/>
-                  <w:lang w:eastAsia="ru-RU"/>
-                  <w14:ligatures w14:val="none"/>
-                </w:rPr>
-                <w:t xml:space="preserve"> </w:t>
-              </w:r>
-              <w:r>
-                <w:rPr>
-                  <w:rFonts w:ascii="Times New Roman" w:eastAsia="Times New Roman" w:hAnsi="Times New Roman" w:cs="Times New Roman"/>
-                  <w:kern w:val="0"/>
-                  <w:sz w:val="24"/>
-                  <w:szCs w:val="24"/>
-                  <w:lang w:eastAsia="ru-RU"/>
-                  <w14:ligatures w14:val="none"/>
-                </w:rPr>
-                <w:t>Алексеевич</w:t>
-              </w:r>
-            </w:sdtContent>
-          </w:sdt>
           <w:r>
             <w:rPr>
               <w:rFonts w:ascii="Times New Roman" w:eastAsia="Times New Roman" w:hAnsi="Times New Roman" w:cs="Times New Roman"/>
@@ -1245,18 +1045,7 @@
               <w:lang w:eastAsia="ru-RU"/>
               <w14:ligatures w14:val="none"/>
             </w:rPr>
-            <w:t xml:space="preserve"> </w:t>
-          </w:r>
-          <w:r>
-            <w:rPr>
-              <w:rFonts w:ascii="Times New Roman" w:eastAsia="Times New Roman" w:hAnsi="Times New Roman" w:cs="Times New Roman"/>
-              <w:kern w:val="0"/>
-              <w:sz w:val="24"/>
-              <w:szCs w:val="24"/>
-              <w:lang w:eastAsia="ru-RU"/>
-              <w14:ligatures w14:val="none"/>
-            </w:rPr>
-            <w:t>P3123</w:t>
+            <w:t>Лебедев Александр Алексеевич P3123</w:t>
           </w:r>
         </w:p>
       </w:sdtContent>
@@ -1277,6 +1066,7 @@
         </w:placeholder>
         <w:text/>
       </w:sdtPr>
+      <w:sdtEndPr/>
       <w:sdtContent>
         <w:p>
           <w:pPr>
@@ -1317,40 +1107,7 @@
               <w:lang w:eastAsia="ru-RU"/>
               <w14:ligatures w14:val="none"/>
             </w:rPr>
-            <w:t xml:space="preserve"> </w:t>
-          </w:r>
-          <w:r>
-            <w:rPr>
-              <w:rFonts w:ascii="Times New Roman" w:eastAsia="Times New Roman" w:hAnsi="Times New Roman" w:cs="Times New Roman"/>
-              <w:kern w:val="0"/>
-              <w:sz w:val="24"/>
-              <w:szCs w:val="24"/>
-              <w:lang w:eastAsia="ru-RU"/>
-              <w14:ligatures w14:val="none"/>
-            </w:rPr>
-            <w:t>Татьяна</w:t>
-          </w:r>
-          <w:r>
-            <w:rPr>
-              <w:rFonts w:ascii="Times New Roman" w:eastAsia="Times New Roman" w:hAnsi="Times New Roman" w:cs="Times New Roman"/>
-              <w:kern w:val="0"/>
-              <w:sz w:val="24"/>
-              <w:szCs w:val="24"/>
-              <w:lang w:eastAsia="ru-RU"/>
-              <w14:ligatures w14:val="none"/>
-            </w:rPr>
-            <w:t xml:space="preserve"> </w:t>
-          </w:r>
-          <w:r>
-            <w:rPr>
-              <w:rFonts w:ascii="Times New Roman" w:eastAsia="Times New Roman" w:hAnsi="Times New Roman" w:cs="Times New Roman"/>
-              <w:kern w:val="0"/>
-              <w:sz w:val="24"/>
-              <w:szCs w:val="24"/>
-              <w:lang w:eastAsia="ru-RU"/>
-              <w14:ligatures w14:val="none"/>
-            </w:rPr>
-            <w:t>Игоревна P3123</w:t>
+            <w:t xml:space="preserve"> Татьяна Игоревна P3123</w:t>
           </w:r>
         </w:p>
       </w:sdtContent>
@@ -1371,6 +1128,7 @@
         </w:placeholder>
         <w:text/>
       </w:sdtPr>
+      <w:sdtEndPr/>
       <w:sdtContent>
         <w:p>
           <w:pPr>
@@ -1411,40 +1169,7 @@
               <w:lang w:eastAsia="ru-RU"/>
               <w14:ligatures w14:val="none"/>
             </w:rPr>
-            <w:t xml:space="preserve"> </w:t>
-          </w:r>
-          <w:r>
-            <w:rPr>
-              <w:rFonts w:ascii="Times New Roman" w:eastAsia="Times New Roman" w:hAnsi="Times New Roman" w:cs="Times New Roman"/>
-              <w:kern w:val="0"/>
-              <w:sz w:val="24"/>
-              <w:szCs w:val="24"/>
-              <w:lang w:eastAsia="ru-RU"/>
-              <w14:ligatures w14:val="none"/>
-            </w:rPr>
-            <w:t>Даниил</w:t>
-          </w:r>
-          <w:r>
-            <w:rPr>
-              <w:rFonts w:ascii="Times New Roman" w:eastAsia="Times New Roman" w:hAnsi="Times New Roman" w:cs="Times New Roman"/>
-              <w:kern w:val="0"/>
-              <w:sz w:val="24"/>
-              <w:szCs w:val="24"/>
-              <w:lang w:eastAsia="ru-RU"/>
-              <w14:ligatures w14:val="none"/>
-            </w:rPr>
-            <w:t xml:space="preserve"> </w:t>
-          </w:r>
-          <w:r>
-            <w:rPr>
-              <w:rFonts w:ascii="Times New Roman" w:eastAsia="Times New Roman" w:hAnsi="Times New Roman" w:cs="Times New Roman"/>
-              <w:kern w:val="0"/>
-              <w:sz w:val="24"/>
-              <w:szCs w:val="24"/>
-              <w:lang w:eastAsia="ru-RU"/>
-              <w14:ligatures w14:val="none"/>
-            </w:rPr>
-            <w:t>Игоревич P3123</w:t>
+            <w:t xml:space="preserve"> Даниил Игоревич P3123</w:t>
           </w:r>
         </w:p>
       </w:sdtContent>
@@ -1490,6 +1215,7 @@
           </w:placeholder>
           <w:text/>
         </w:sdtPr>
+        <w:sdtEndPr/>
         <w:sdtContent>
           <w:r>
             <w:rPr>
@@ -1500,18 +1226,7 @@
               <w:lang w:eastAsia="ru-RU"/>
               <w14:ligatures w14:val="none"/>
             </w:rPr>
-            <w:t xml:space="preserve">Билый </w:t>
-          </w:r>
-          <w:r>
-            <w:rPr>
-              <w:rFonts w:ascii="Times New Roman" w:eastAsia="Times New Roman" w:hAnsi="Times New Roman" w:cs="Times New Roman"/>
-              <w:kern w:val="0"/>
-              <w:sz w:val="24"/>
-              <w:szCs w:val="24"/>
-              <w:lang w:eastAsia="ru-RU"/>
-              <w14:ligatures w14:val="none"/>
-            </w:rPr>
-            <w:t>Андрей Михайлович</w:t>
+            <w:t>Билый Андрей Михайлович</w:t>
           </w:r>
         </w:sdtContent>
       </w:sdt>
@@ -2540,6 +2255,22 @@
         </w:rPr>
         <w:t>Составляется отчет с описанием выполненных задач, функциональных возможностей портала и используемых инструментов. Предоставляется программный код.</w:t>
       </w:r>
+      <w:r>
+        <w:rPr>
+          <w:rFonts w:ascii="Times New Roman" w:hAnsi="Times New Roman" w:cs="Times New Roman"/>
+          <w:lang w:val="en-US"/>
+        </w:rPr>
+        <w:t xml:space="preserve"> </w:t>
+      </w:r>
+      <w:r>
+        <w:rPr>
+          <w:rFonts w:ascii="Times New Roman" w:hAnsi="Times New Roman" w:cs="Times New Roman"/>
+          <w:lang w:val="en-US"/>
+        </w:rPr>
+        <w:t>https://github.com/ArteMyasnik/creativeLabel_opd_project</w:t>
+      </w:r>
+      <w:bookmarkStart w:id="0" w:name="_GoBack"/>
+      <w:bookmarkEnd w:id="0"/>
       <w:r>
         <w:rPr>
           <w:rFonts w:ascii="Times New Roman" w:hAnsi="Times New Roman" w:cs="Times New Roman"/>
@@ -2770,6 +2501,7 @@
   <w:style w:type="character" w:default="1" w:styleId="a0">
     <w:name w:val="Default Paragraph Font"/>
     <w:uiPriority w:val="1"/>
+    <w:semiHidden/>
     <w:unhideWhenUsed/>
   </w:style>
   <w:style w:type="table" w:default="1" w:styleId="a1">
@@ -3003,6 +2735,7 @@
   <w:style w:type="character" w:default="1" w:styleId="a0">
     <w:name w:val="Default Paragraph Font"/>
     <w:uiPriority w:val="1"/>
+    <w:semiHidden/>
     <w:unhideWhenUsed/>
   </w:style>
   <w:style w:type="table" w:default="1" w:styleId="a1">
@@ -3334,35 +3067,6 @@
         </w:p>
       </w:docPartBody>
     </w:docPart>
-    <w:docPart>
-      <w:docPartPr>
-        <w:name w:val="B8AEE3A36E2541D393D8F3A17F21267A"/>
-        <w:category>
-          <w:name w:val="Общие"/>
-          <w:gallery w:val="placeholder"/>
-        </w:category>
-        <w:types>
-          <w:type w:val="bbPlcHdr"/>
-        </w:types>
-        <w:behaviors>
-          <w:behavior w:val="content"/>
-        </w:behaviors>
-        <w:guid w:val="{C3A666EE-3B2C-4DDE-A073-5A00EC00EF49}"/>
-      </w:docPartPr>
-      <w:docPartBody>
-        <w:p>
-          <w:pPr>
-            <w:pStyle w:val="B8AEE3A36E2541D393D8F3A17F21267A"/>
-          </w:pPr>
-          <w:r>
-            <w:rPr>
-              <w:rStyle w:val="a3"/>
-            </w:rPr>
-            <w:t>Место для ввода текста.</w:t>
-          </w:r>
-        </w:p>
-      </w:docPartBody>
-    </w:docPart>
   </w:docParts>
 </w:glossaryDocument>
 </file>
@@ -3385,19 +3089,20 @@
   </w:font>
   <w:font w:name="Tahoma">
     <w:panose1 w:val="020B0604030504040204"/>
-    <w:charset w:val="CC"/>
+    <w:charset w:val="00"/>
     <w:family w:val="swiss"/>
+    <w:notTrueType/>
     <w:pitch w:val="variable"/>
-    <w:sig w:usb0="E1002EFF" w:usb1="C000605B" w:usb2="00000029" w:usb3="00000000" w:csb0="000101FF" w:csb1="00000000"/>
+    <w:sig w:usb0="00000003" w:usb1="00000000" w:usb2="00000000" w:usb3="00000000" w:csb0="00000001" w:csb1="00000000"/>
   </w:font>
   <w:font w:name="PMingLiU">
-    <w:altName w:val="Arial Unicode MS"/>
+    <w:altName w:val="新細明體"/>
     <w:panose1 w:val="02010601000101010101"/>
     <w:charset w:val="88"/>
     <w:family w:val="auto"/>
     <w:notTrueType/>
     <w:pitch w:val="variable"/>
-    <w:sig w:usb0="00000000" w:usb1="08080000" w:usb2="00000010" w:usb3="00000000" w:csb0="00100000" w:csb1="00000000"/>
+    <w:sig w:usb0="00000001" w:usb1="08080000" w:usb2="00000010" w:usb3="00000000" w:csb0="00100000" w:csb1="00000000"/>
   </w:font>
   <w:font w:name="Calibri Light">
     <w:panose1 w:val="020F0302020204030204"/>
@@ -3432,6 +3137,8 @@
     <w:rsidRoot w:val="007252C4"/>
     <w:rsid w:val="0016244D"/>
     <w:rsid w:val="007252C4"/>
+    <w:rsid w:val="00902949"/>
+    <w:rsid w:val="00C22022"/>
   </w:rsids>
   <m:mathPr>
     <m:mathFont m:val="Cambria Math"/>
@@ -4269,7 +3976,7 @@
   <a:extraClrSchemeLst/>
   <a:extLst>
     <a:ext uri="{05A4C25C-085E-4340-85A3-A5531E510DB2}">
-      <thm15:themeFamily xmlns:thm15="http://schemas.microsoft.com/office/thememl/2012/main" xmlns="" name="Office Theme" id="{62F939B6-93AF-4DB8-9C6B-D6C7DFDC589F}" vid="{4A3C46E8-61CC-4603-A589-7422A47A8E4A}"/>
+      <thm15:themeFamily xmlns="" xmlns:thm15="http://schemas.microsoft.com/office/thememl/2012/main" name="Office Theme" id="{62F939B6-93AF-4DB8-9C6B-D6C7DFDC589F}" vid="{4A3C46E8-61CC-4603-A589-7422A47A8E4A}"/>
     </a:ext>
   </a:extLst>
 </a:theme>
